--- a/Internship Daily Diary - Aryan Barbate.docx
+++ b/Internship Daily Diary - Aryan Barbate.docx
@@ -1048,7 +1048,7 @@
           </w:tcPr>
           <w:p>
             <w:r>
-              <w:t>Studied Git and version-control fundamentals using a cheat sheet — repository cloning, staging, committing, pushing, branching and merging; understood the collaborative GitHub workflow.</w:t>
+              <w:t>Studied Git and version-control fundamentals— repository cloning, staging, committing, pushing, branching and merging; understood the collaborative GitHub workflow.</w:t>
             </w:r>
           </w:p>
         </w:tc>
@@ -2300,7 +2300,10 @@
           </w:tcPr>
           <w:p>
             <w:r>
-              <w:t>-</w:t>
+              <w:t>Basic Command line commands and also work with log files , users login and directory</w:t>
+            </w:r>
+            <w:r>
+              <w:t xml:space="preserve"> work</w:t>
             </w:r>
           </w:p>
         </w:tc>
@@ -2310,7 +2313,34 @@
           </w:tcPr>
           <w:p>
             <w:r>
-              <w:t>-</w:t>
+              <w:rPr>
+                <w:b/>
+              </w:rPr>
+              <w:t>Task</w:t>
+            </w:r>
+            <w:r>
+              <w:rPr>
+                <w:b/>
+              </w:rPr>
+              <w:t>:</w:t>
+            </w:r>
+            <w:r>
+              <w:rPr>
+                <w:b/>
+              </w:rPr>
+              <w:t xml:space="preserve"> </w:t>
+            </w:r>
+            <w:r>
+              <w:t xml:space="preserve">Implement the </w:t>
+            </w:r>
+            <w:r>
+              <w:t xml:space="preserve">command on log file </w:t>
+            </w:r>
+            <w:r>
+              <w:t xml:space="preserve">to </w:t>
+            </w:r>
+            <w:r>
+              <w:t xml:space="preserve">analyze the user logins and DB activities </w:t>
             </w:r>
           </w:p>
         </w:tc>
@@ -2890,7 +2920,10 @@
           </w:tcPr>
           <w:p>
             <w:r>
-              <w:t>-</w:t>
+              <w:t xml:space="preserve">Group Presentation on the Agile Methodology and it </w:t>
+            </w:r>
+            <w:r>
+              <w:t>full history</w:t>
             </w:r>
           </w:p>
         </w:tc>
@@ -2899,8 +2932,28 @@
             <w:tcW w:w="2101" w:type="dxa"/>
           </w:tcPr>
           <w:p>
-            <w:r>
-              <w:t>-</w:t>
+            <w:pPr>
+              <w:rPr>
+                <w:bCs/>
+              </w:rPr>
+            </w:pPr>
+            <w:r>
+              <w:rPr>
+                <w:b/>
+              </w:rPr>
+              <w:t>Task:</w:t>
+            </w:r>
+            <w:r>
+              <w:rPr>
+                <w:b/>
+              </w:rPr>
+              <w:t xml:space="preserve"> </w:t>
+            </w:r>
+            <w:r>
+              <w:rPr>
+                <w:bCs/>
+              </w:rPr>
+              <w:t>create a Group presentation on Agile</w:t>
             </w:r>
           </w:p>
         </w:tc>
@@ -3010,7 +3063,7 @@
           </w:tcPr>
           <w:p>
             <w:r>
-              <w:t>-</w:t>
+              <w:t>CSS Grid Layout — grid-template-columns/rows, line-based positioning with grid-column/grid-row, and using empty tracks for gaps.</w:t>
             </w:r>
           </w:p>
         </w:tc>
@@ -3019,8 +3072,28 @@
             <w:tcW w:w="2101" w:type="dxa"/>
           </w:tcPr>
           <w:p>
-            <w:r>
-              <w:t>-</w:t>
+            <w:pPr>
+              <w:rPr>
+                <w:bCs/>
+              </w:rPr>
+            </w:pPr>
+            <w:r>
+              <w:rPr>
+                <w:b/>
+              </w:rPr>
+              <w:t>Task</w:t>
+            </w:r>
+            <w:r>
+              <w:rPr>
+                <w:b/>
+              </w:rPr>
+              <w:t xml:space="preserve">: </w:t>
+            </w:r>
+            <w:r>
+              <w:rPr>
+                <w:bCs/>
+              </w:rPr>
+              <w:t>Create an "Exact Layout" containing boxes arranged in grid using precise grid line placement.</w:t>
             </w:r>
           </w:p>
         </w:tc>

--- a/Internship Daily Diary - Aryan Barbate.docx
+++ b/Internship Daily Diary - Aryan Barbate.docx
@@ -20,7 +20,23 @@
           <w:b/>
           <w:sz w:val="32"/>
         </w:rPr>
-        <w:t>Name of the Student :    Aryan Navnath Barbate</w:t>
+        <w:t xml:space="preserve">Name of the </w:t>
+      </w:r>
+      <w:proofErr w:type="gramStart"/>
+      <w:r>
+        <w:rPr>
+          <w:b/>
+          <w:sz w:val="32"/>
+        </w:rPr>
+        <w:t>Student :</w:t>
+      </w:r>
+      <w:proofErr w:type="gramEnd"/>
+      <w:r>
+        <w:rPr>
+          <w:b/>
+          <w:sz w:val="32"/>
+        </w:rPr>
+        <w:t xml:space="preserve">    Aryan Navnath Barbate</w:t>
       </w:r>
     </w:p>
     <w:p>
@@ -29,7 +45,23 @@
           <w:b/>
           <w:sz w:val="32"/>
         </w:rPr>
-        <w:t xml:space="preserve">Department Name :    </w:t>
+        <w:t xml:space="preserve">Department </w:t>
+      </w:r>
+      <w:proofErr w:type="gramStart"/>
+      <w:r>
+        <w:rPr>
+          <w:b/>
+          <w:sz w:val="32"/>
+        </w:rPr>
+        <w:t>Name :</w:t>
+      </w:r>
+      <w:proofErr w:type="gramEnd"/>
+      <w:r>
+        <w:rPr>
+          <w:b/>
+          <w:sz w:val="32"/>
+        </w:rPr>
+        <w:t xml:space="preserve">    </w:t>
       </w:r>
       <w:r>
         <w:rPr>
@@ -45,8 +77,49 @@
           <w:b/>
           <w:sz w:val="32"/>
         </w:rPr>
-        <w:t>Internship Duration :    14 Week ( 1 June to 31 August 2026 )</w:t>
+        <w:t xml:space="preserve">Internship </w:t>
       </w:r>
+      <w:proofErr w:type="gramStart"/>
+      <w:r>
+        <w:rPr>
+          <w:b/>
+          <w:sz w:val="32"/>
+        </w:rPr>
+        <w:t>Duration :</w:t>
+      </w:r>
+      <w:proofErr w:type="gramEnd"/>
+      <w:r>
+        <w:rPr>
+          <w:b/>
+          <w:sz w:val="32"/>
+        </w:rPr>
+        <w:t xml:space="preserve">    14 Week </w:t>
+      </w:r>
+      <w:proofErr w:type="gramStart"/>
+      <w:r>
+        <w:rPr>
+          <w:b/>
+          <w:sz w:val="32"/>
+        </w:rPr>
+        <w:t>( 1</w:t>
+      </w:r>
+      <w:proofErr w:type="gramEnd"/>
+      <w:r>
+        <w:rPr>
+          <w:b/>
+          <w:sz w:val="32"/>
+        </w:rPr>
+        <w:t xml:space="preserve"> June to 31 August </w:t>
+      </w:r>
+      <w:proofErr w:type="gramStart"/>
+      <w:r>
+        <w:rPr>
+          <w:b/>
+          <w:sz w:val="32"/>
+        </w:rPr>
+        <w:t>2026 )</w:t>
+      </w:r>
+      <w:proofErr w:type="gramEnd"/>
     </w:p>
     <w:p>
       <w:pPr>
@@ -61,7 +134,39 @@
           <w:b/>
           <w:sz w:val="32"/>
         </w:rPr>
-        <w:t xml:space="preserve">Name of the mentor ( Faculty ) :    </w:t>
+        <w:t xml:space="preserve">Name of the mentor </w:t>
+      </w:r>
+      <w:proofErr w:type="gramStart"/>
+      <w:r>
+        <w:rPr>
+          <w:b/>
+          <w:sz w:val="32"/>
+        </w:rPr>
+        <w:t>( Faculty</w:t>
+      </w:r>
+      <w:proofErr w:type="gramEnd"/>
+      <w:r>
+        <w:rPr>
+          <w:b/>
+          <w:sz w:val="32"/>
+        </w:rPr>
+        <w:t xml:space="preserve"> </w:t>
+      </w:r>
+      <w:proofErr w:type="gramStart"/>
+      <w:r>
+        <w:rPr>
+          <w:b/>
+          <w:sz w:val="32"/>
+        </w:rPr>
+        <w:t>) :</w:t>
+      </w:r>
+      <w:proofErr w:type="gramEnd"/>
+      <w:r>
+        <w:rPr>
+          <w:b/>
+          <w:sz w:val="32"/>
+        </w:rPr>
+        <w:t xml:space="preserve">    </w:t>
       </w:r>
       <w:r>
         <w:rPr>
@@ -69,8 +174,18 @@
           <w:sz w:val="32"/>
           <w:lang w:val="en-IN"/>
         </w:rPr>
-        <w:t>Smt. J. G. Dabhade</w:t>
+        <w:t xml:space="preserve">Smt. J. G. </w:t>
       </w:r>
+      <w:proofErr w:type="spellStart"/>
+      <w:r>
+        <w:rPr>
+          <w:b/>
+          <w:sz w:val="32"/>
+          <w:lang w:val="en-IN"/>
+        </w:rPr>
+        <w:t>Dabhade</w:t>
+      </w:r>
+      <w:proofErr w:type="spellEnd"/>
     </w:p>
     <w:p>
       <w:r>
@@ -78,7 +193,23 @@
           <w:b/>
           <w:sz w:val="32"/>
         </w:rPr>
-        <w:t xml:space="preserve">Enrollment Number :    </w:t>
+        <w:t xml:space="preserve">Enrollment </w:t>
+      </w:r>
+      <w:proofErr w:type="gramStart"/>
+      <w:r>
+        <w:rPr>
+          <w:b/>
+          <w:sz w:val="32"/>
+        </w:rPr>
+        <w:t>Number :</w:t>
+      </w:r>
+      <w:proofErr w:type="gramEnd"/>
+      <w:r>
+        <w:rPr>
+          <w:b/>
+          <w:sz w:val="32"/>
+        </w:rPr>
+        <w:t xml:space="preserve">    </w:t>
       </w:r>
       <w:r>
         <w:rPr>
@@ -94,7 +225,39 @@
           <w:b/>
           <w:sz w:val="32"/>
         </w:rPr>
-        <w:t xml:space="preserve">Name of the mentor ( Industry ) :    </w:t>
+        <w:t xml:space="preserve">Name of the mentor </w:t>
+      </w:r>
+      <w:proofErr w:type="gramStart"/>
+      <w:r>
+        <w:rPr>
+          <w:b/>
+          <w:sz w:val="32"/>
+        </w:rPr>
+        <w:t>( Industry</w:t>
+      </w:r>
+      <w:proofErr w:type="gramEnd"/>
+      <w:r>
+        <w:rPr>
+          <w:b/>
+          <w:sz w:val="32"/>
+        </w:rPr>
+        <w:t xml:space="preserve"> </w:t>
+      </w:r>
+      <w:proofErr w:type="gramStart"/>
+      <w:r>
+        <w:rPr>
+          <w:b/>
+          <w:sz w:val="32"/>
+        </w:rPr>
+        <w:t>) :</w:t>
+      </w:r>
+      <w:proofErr w:type="gramEnd"/>
+      <w:r>
+        <w:rPr>
+          <w:b/>
+          <w:sz w:val="32"/>
+        </w:rPr>
+        <w:t xml:space="preserve">    </w:t>
       </w:r>
       <w:r>
         <w:rPr>
@@ -105,12 +268,21 @@
       </w:r>
     </w:p>
     <w:p>
+      <w:proofErr w:type="gramStart"/>
       <w:r>
         <w:rPr>
           <w:b/>
           <w:sz w:val="32"/>
         </w:rPr>
-        <w:t xml:space="preserve">Semester :    </w:t>
+        <w:t>Semester :</w:t>
+      </w:r>
+      <w:proofErr w:type="gramEnd"/>
+      <w:r>
+        <w:rPr>
+          <w:b/>
+          <w:sz w:val="32"/>
+        </w:rPr>
+        <w:t xml:space="preserve">    </w:t>
       </w:r>
       <w:r>
         <w:rPr>
@@ -141,7 +313,23 @@
           <w:b/>
           <w:sz w:val="32"/>
         </w:rPr>
-        <w:t>Academic Year :    2026-27</w:t>
+        <w:t xml:space="preserve">Academic </w:t>
+      </w:r>
+      <w:proofErr w:type="gramStart"/>
+      <w:r>
+        <w:rPr>
+          <w:b/>
+          <w:sz w:val="32"/>
+        </w:rPr>
+        <w:t>Year :</w:t>
+      </w:r>
+      <w:proofErr w:type="gramEnd"/>
+      <w:r>
+        <w:rPr>
+          <w:b/>
+          <w:sz w:val="32"/>
+        </w:rPr>
+        <w:t xml:space="preserve">    2026-27</w:t>
       </w:r>
     </w:p>
     <w:p>
@@ -234,7 +422,21 @@
               <w:rPr>
                 <w:b/>
               </w:rPr>
-              <w:t>Details of Work Allotted Till Next Session /Corrections Suggested/Faculty Remarks</w:t>
+              <w:t xml:space="preserve">Details of Work Allotted </w:t>
+            </w:r>
+            <w:proofErr w:type="gramStart"/>
+            <w:r>
+              <w:rPr>
+                <w:b/>
+              </w:rPr>
+              <w:t>Till</w:t>
+            </w:r>
+            <w:proofErr w:type="gramEnd"/>
+            <w:r>
+              <w:rPr>
+                <w:b/>
+              </w:rPr>
+              <w:t xml:space="preserve"> Next Session /Corrections Suggested/Faculty Remarks</w:t>
             </w:r>
           </w:p>
         </w:tc>
@@ -314,7 +516,15 @@
           </w:tcPr>
           <w:p>
             <w:r>
-              <w:t>Introduction to the internship and overview of the MERN stack (MongoDB, Express, React, Node.js); studied the front-end and back-end execution flow. Practised basic HTML page structure and inline JavaScript event handling; developed an IPL team showcase page using headings, images and a button event.</w:t>
+              <w:t xml:space="preserve">Introduction to the internship and overview of the MERN stack (MongoDB, Express, React, Node.js); studied the front-end and back-end execution flow. </w:t>
+            </w:r>
+            <w:proofErr w:type="spellStart"/>
+            <w:r>
+              <w:t>Practised</w:t>
+            </w:r>
+            <w:proofErr w:type="spellEnd"/>
+            <w:r>
+              <w:t xml:space="preserve"> basic HTML page structure and inline JavaScript event handling; developed an IPL team showcase page using headings, images and a button event.</w:t>
             </w:r>
           </w:p>
         </w:tc>
@@ -380,7 +590,15 @@
           </w:tcPr>
           <w:p>
             <w:r>
-              <w:t>Studied JavaScript variables — var, let and const — covering redeclaration, reinitialization and hoisting. Built a bill-calculator page and a login page and verified variable-scope behaviour through hands-on practice.</w:t>
+              <w:t xml:space="preserve">Studied JavaScript variables — var, let and const — covering redeclaration, reinitialization and hoisting. Built a bill-calculator page and a login page and verified variable-scope </w:t>
+            </w:r>
+            <w:proofErr w:type="spellStart"/>
+            <w:r>
+              <w:t>behaviour</w:t>
+            </w:r>
+            <w:proofErr w:type="spellEnd"/>
+            <w:r>
+              <w:t xml:space="preserve"> through hands-on practice.</w:t>
             </w:r>
           </w:p>
         </w:tc>
@@ -395,8 +613,13 @@
               </w:rPr>
               <w:t xml:space="preserve">Task: </w:t>
             </w:r>
-            <w:r>
-              <w:t>Practise HTML markup by creating multiple structured pages using tables, lists and forms.</w:t>
+            <w:proofErr w:type="spellStart"/>
+            <w:r>
+              <w:t>Practise</w:t>
+            </w:r>
+            <w:proofErr w:type="spellEnd"/>
+            <w:r>
+              <w:t xml:space="preserve"> HTML markup by creating multiple structured pages using tables, lists and forms.</w:t>
             </w:r>
           </w:p>
         </w:tc>
@@ -462,7 +685,23 @@
               <w:t xml:space="preserve">Task: </w:t>
             </w:r>
             <w:r>
-              <w:t>Continue practising HTML markup with three additional layout tasks emphasising tables and forms.</w:t>
+              <w:t xml:space="preserve">Continue </w:t>
+            </w:r>
+            <w:proofErr w:type="spellStart"/>
+            <w:r>
+              <w:t>practising</w:t>
+            </w:r>
+            <w:proofErr w:type="spellEnd"/>
+            <w:r>
+              <w:t xml:space="preserve"> HTML markup with three additional layout tasks </w:t>
+            </w:r>
+            <w:proofErr w:type="spellStart"/>
+            <w:r>
+              <w:t>emphasising</w:t>
+            </w:r>
+            <w:proofErr w:type="spellEnd"/>
+            <w:r>
+              <w:t xml:space="preserve"> tables and forms.</w:t>
             </w:r>
           </w:p>
         </w:tc>
@@ -511,8 +750,13 @@
             <w:tcW w:w="3738" w:type="dxa"/>
           </w:tcPr>
           <w:p>
-            <w:r>
-              <w:t>Practised three additional HTML markup drills focusing on nested structures, tabular data presentation and form construction with varied input controls.</w:t>
+            <w:proofErr w:type="spellStart"/>
+            <w:r>
+              <w:t>Practised</w:t>
+            </w:r>
+            <w:proofErr w:type="spellEnd"/>
+            <w:r>
+              <w:t xml:space="preserve"> three additional HTML markup drills focusing on nested structures, tabular data presentation and form construction with varied input controls.</w:t>
             </w:r>
           </w:p>
         </w:tc>
@@ -528,7 +772,15 @@
               <w:t xml:space="preserve">Task: </w:t>
             </w:r>
             <w:r>
-              <w:t>Solve twenty mini HTML tasks covering headings, formatting, links, images, lists, tables and forms.</w:t>
+              <w:t xml:space="preserve">Solve twenty </w:t>
+            </w:r>
+            <w:proofErr w:type="gramStart"/>
+            <w:r>
+              <w:t>mini HTML</w:t>
+            </w:r>
+            <w:proofErr w:type="gramEnd"/>
+            <w:r>
+              <w:t xml:space="preserve"> tasks covering headings, formatting, links, images, lists, tables and forms.</w:t>
             </w:r>
           </w:p>
         </w:tc>
@@ -644,7 +896,15 @@
           </w:tcPr>
           <w:p>
             <w:r>
-              <w:t>Built HTML pages demonstrating ordered, unordered and nested lists along with a formatted table to organise structured data effectively.</w:t>
+              <w:t xml:space="preserve">Built HTML pages demonstrating ordered, unordered and nested lists along with a formatted table to </w:t>
+            </w:r>
+            <w:proofErr w:type="spellStart"/>
+            <w:r>
+              <w:t>organise</w:t>
+            </w:r>
+            <w:proofErr w:type="spellEnd"/>
+            <w:r>
+              <w:t xml:space="preserve"> structured data effectively.</w:t>
             </w:r>
           </w:p>
         </w:tc>
@@ -836,7 +1096,21 @@
               <w:rPr>
                 <w:b/>
               </w:rPr>
-              <w:t>Details of Work Allotted Till Next Session /Corrections Suggested/Faculty Remarks</w:t>
+              <w:t xml:space="preserve">Details of Work Allotted </w:t>
+            </w:r>
+            <w:proofErr w:type="gramStart"/>
+            <w:r>
+              <w:rPr>
+                <w:b/>
+              </w:rPr>
+              <w:t>Till</w:t>
+            </w:r>
+            <w:proofErr w:type="gramEnd"/>
+            <w:r>
+              <w:rPr>
+                <w:b/>
+              </w:rPr>
+              <w:t xml:space="preserve"> Next Session /Corrections Suggested/Faculty Remarks</w:t>
             </w:r>
           </w:p>
         </w:tc>
@@ -915,8 +1189,13 @@
             <w:tcW w:w="3738" w:type="dxa"/>
           </w:tcPr>
           <w:p>
-            <w:r>
-              <w:t>Practised JavaScript while loops — forward and reverse counting, summation and factorial computation. Built a login form and a live time-display page using JavaScript.</w:t>
+            <w:proofErr w:type="spellStart"/>
+            <w:r>
+              <w:t>Practised</w:t>
+            </w:r>
+            <w:proofErr w:type="spellEnd"/>
+            <w:r>
+              <w:t xml:space="preserve"> JavaScript while loops — forward and reverse counting, summation and factorial computation. Built a login form and a live time-display page using JavaScript.</w:t>
             </w:r>
           </w:p>
         </w:tc>
@@ -1245,8 +1524,13 @@
             <w:tcW w:w="3738" w:type="dxa"/>
           </w:tcPr>
           <w:p>
-            <w:r>
-              <w:t>Practised CSS layouts by cloning the Flipkart login page using flexbox, building geometric CSS shapes with border-radius and transforms, and styling a profile/resume page.</w:t>
+            <w:proofErr w:type="spellStart"/>
+            <w:r>
+              <w:t>Practised</w:t>
+            </w:r>
+            <w:proofErr w:type="spellEnd"/>
+            <w:r>
+              <w:t xml:space="preserve"> CSS layouts by cloning the Flipkart login page using flexbox, building geometric CSS shapes with border-radius and transforms, and styling a profile/resume page.</w:t>
             </w:r>
           </w:p>
         </w:tc>
@@ -1262,7 +1546,15 @@
               <w:t xml:space="preserve">Task: </w:t>
             </w:r>
             <w:r>
-              <w:t>Revise JavaScript arrays (forEach, filter) and build an interactive Todo List application.</w:t>
+              <w:t>Revise JavaScript arrays (</w:t>
+            </w:r>
+            <w:proofErr w:type="spellStart"/>
+            <w:r>
+              <w:t>forEach</w:t>
+            </w:r>
+            <w:proofErr w:type="spellEnd"/>
+            <w:r>
+              <w:t>, filter) and build an interactive Todo List application.</w:t>
             </w:r>
           </w:p>
         </w:tc>
@@ -1432,7 +1724,21 @@
               <w:rPr>
                 <w:b/>
               </w:rPr>
-              <w:t>Details of Work Allotted Till Next Session /Corrections Suggested/Faculty Remarks</w:t>
+              <w:t xml:space="preserve">Details of Work Allotted </w:t>
+            </w:r>
+            <w:proofErr w:type="gramStart"/>
+            <w:r>
+              <w:rPr>
+                <w:b/>
+              </w:rPr>
+              <w:t>Till</w:t>
+            </w:r>
+            <w:proofErr w:type="gramEnd"/>
+            <w:r>
+              <w:rPr>
+                <w:b/>
+              </w:rPr>
+              <w:t xml:space="preserve"> Next Session /Corrections Suggested/Faculty Remarks</w:t>
             </w:r>
           </w:p>
         </w:tc>
@@ -1512,7 +1818,15 @@
           </w:tcPr>
           <w:p>
             <w:r>
-              <w:t>Studied JavaScript array methods — forEach iteration and filtering — and developed an interactive Todo List application supporting add, delete and update operations.</w:t>
+              <w:t xml:space="preserve">Studied JavaScript array methods — </w:t>
+            </w:r>
+            <w:proofErr w:type="spellStart"/>
+            <w:r>
+              <w:t>forEach</w:t>
+            </w:r>
+            <w:proofErr w:type="spellEnd"/>
+            <w:r>
+              <w:t xml:space="preserve"> iteration and filtering — and developed an interactive Todo List application supporting add, delete and update operations.</w:t>
             </w:r>
           </w:p>
         </w:tc>
@@ -1637,8 +1951,13 @@
             <w:tcW w:w="3738" w:type="dxa"/>
           </w:tcPr>
           <w:p>
-            <w:r>
-              <w:t>Practised JavaScript objects including nested-object iteration using for…in; built a product-listing page that dynamically renders product cards from an array of objects.</w:t>
+            <w:proofErr w:type="spellStart"/>
+            <w:r>
+              <w:t>Practised</w:t>
+            </w:r>
+            <w:proofErr w:type="spellEnd"/>
+            <w:r>
+              <w:t xml:space="preserve"> JavaScript objects including nested-object iteration using for…in; built a product-listing page that dynamically renders product cards from an array of objects.</w:t>
             </w:r>
           </w:p>
         </w:tc>
@@ -1704,7 +2023,15 @@
           </w:tcPr>
           <w:p>
             <w:r>
-              <w:t>Recreated the Instagram logo purely with CSS using linear gradients, border-radius and ::before/::after pseudo-elements for the camera outline and lens.</w:t>
+              <w:t xml:space="preserve">Recreated the Instagram logo purely with CSS using linear gradients, border-radius </w:t>
+            </w:r>
+            <w:proofErr w:type="gramStart"/>
+            <w:r>
+              <w:t>and ::before/::</w:t>
+            </w:r>
+            <w:proofErr w:type="gramEnd"/>
+            <w:r>
+              <w:t>after pseudo-elements for the camera outline and lens.</w:t>
             </w:r>
           </w:p>
         </w:tc>
@@ -2022,7 +2349,21 @@
               <w:rPr>
                 <w:b/>
               </w:rPr>
-              <w:t>Details of Work Allotted Till Next Session /Corrections Suggested/Faculty Remarks</w:t>
+              <w:t xml:space="preserve">Details of Work Allotted </w:t>
+            </w:r>
+            <w:proofErr w:type="gramStart"/>
+            <w:r>
+              <w:rPr>
+                <w:b/>
+              </w:rPr>
+              <w:t>Till</w:t>
+            </w:r>
+            <w:proofErr w:type="gramEnd"/>
+            <w:r>
+              <w:rPr>
+                <w:b/>
+              </w:rPr>
+              <w:t xml:space="preserve"> Next Session /Corrections Suggested/Faculty Remarks</w:t>
             </w:r>
           </w:p>
         </w:tc>
@@ -2168,7 +2509,15 @@
           </w:tcPr>
           <w:p>
             <w:r>
-              <w:t>Built a text-converter utility (uppercase, lowercase, word count) using JavaScript string methods, and a responsive 'PhotoFolio' gallery page with a fixed header, dropdown menu and CSS-grid gallery.</w:t>
+              <w:t>Built a text-converter utility (uppercase, lowercase, word count) using JavaScript string methods, and a responsive '</w:t>
+            </w:r>
+            <w:proofErr w:type="spellStart"/>
+            <w:r>
+              <w:t>PhotoFolio</w:t>
+            </w:r>
+            <w:proofErr w:type="spellEnd"/>
+            <w:r>
+              <w:t>' gallery page with a fixed header, dropdown menu and CSS-grid gallery.</w:t>
             </w:r>
           </w:p>
         </w:tc>
@@ -2234,7 +2583,15 @@
           </w:tcPr>
           <w:p>
             <w:r>
-              <w:t>Built a CSS traffic-light simulator with red, yellow and green signals that toggle in sequence on button click using JavaScript classList manipulation.</w:t>
+              <w:t xml:space="preserve">Built a CSS traffic-light simulator with red, yellow and green signals that toggle in sequence on button click using JavaScript </w:t>
+            </w:r>
+            <w:proofErr w:type="spellStart"/>
+            <w:r>
+              <w:t>classList</w:t>
+            </w:r>
+            <w:proofErr w:type="spellEnd"/>
+            <w:r>
+              <w:t xml:space="preserve"> manipulation.</w:t>
             </w:r>
           </w:p>
         </w:tc>
@@ -2300,7 +2657,23 @@
           </w:tcPr>
           <w:p>
             <w:r>
-              <w:t>Basic Command line commands and also work with log files , users login and directory</w:t>
+              <w:t xml:space="preserve">Basic Command line commands and also work with log </w:t>
+            </w:r>
+            <w:proofErr w:type="gramStart"/>
+            <w:r>
+              <w:t>files ,</w:t>
+            </w:r>
+            <w:proofErr w:type="gramEnd"/>
+            <w:r>
+              <w:t xml:space="preserve"> </w:t>
+            </w:r>
+            <w:proofErr w:type="gramStart"/>
+            <w:r>
+              <w:t>users</w:t>
+            </w:r>
+            <w:proofErr w:type="gramEnd"/>
+            <w:r>
+              <w:t xml:space="preserve"> login and directory</w:t>
             </w:r>
             <w:r>
               <w:t xml:space="preserve"> work</w:t>
@@ -2316,13 +2689,7 @@
               <w:rPr>
                 <w:b/>
               </w:rPr>
-              <w:t>Task</w:t>
-            </w:r>
-            <w:r>
-              <w:rPr>
-                <w:b/>
-              </w:rPr>
-              <w:t>:</w:t>
+              <w:t>Task:</w:t>
             </w:r>
             <w:r>
               <w:rPr>
@@ -2531,8 +2898,21 @@
               </w:rPr>
               <w:t xml:space="preserve">Task: </w:t>
             </w:r>
-            <w:r>
-              <w:t>Practise JavaScript destructuring and begin a personal portfolio project.</w:t>
+            <w:proofErr w:type="spellStart"/>
+            <w:r>
+              <w:t>Practise</w:t>
+            </w:r>
+            <w:proofErr w:type="spellEnd"/>
+            <w:r>
+              <w:t xml:space="preserve"> JavaScript </w:t>
+            </w:r>
+            <w:proofErr w:type="spellStart"/>
+            <w:r>
+              <w:t>destructuring</w:t>
+            </w:r>
+            <w:proofErr w:type="spellEnd"/>
+            <w:r>
+              <w:t xml:space="preserve"> and begin a personal portfolio project.</w:t>
             </w:r>
           </w:p>
         </w:tc>
@@ -2642,7 +3022,21 @@
               <w:rPr>
                 <w:b/>
               </w:rPr>
-              <w:t>Details of Work Allotted Till Next Session /Corrections Suggested/Faculty Remarks</w:t>
+              <w:t xml:space="preserve">Details of Work Allotted </w:t>
+            </w:r>
+            <w:proofErr w:type="gramStart"/>
+            <w:r>
+              <w:rPr>
+                <w:b/>
+              </w:rPr>
+              <w:t>Till</w:t>
+            </w:r>
+            <w:proofErr w:type="gramEnd"/>
+            <w:r>
+              <w:rPr>
+                <w:b/>
+              </w:rPr>
+              <w:t xml:space="preserve"> Next Session /Corrections Suggested/Faculty Remarks</w:t>
             </w:r>
           </w:p>
         </w:tc>
@@ -2721,8 +3115,29 @@
             <w:tcW w:w="3738" w:type="dxa"/>
           </w:tcPr>
           <w:p>
-            <w:r>
-              <w:t>Practised JavaScript destructuring for nested arrays and objects; developed a 3D book-style portfolio website (HTML, CSS, JavaScript, Boxicons) with page-turn and scroll-navigation effects, deployed on Netlify.</w:t>
+            <w:proofErr w:type="spellStart"/>
+            <w:r>
+              <w:t>Practised</w:t>
+            </w:r>
+            <w:proofErr w:type="spellEnd"/>
+            <w:r>
+              <w:t xml:space="preserve"> JavaScript </w:t>
+            </w:r>
+            <w:proofErr w:type="spellStart"/>
+            <w:r>
+              <w:t>destructuring</w:t>
+            </w:r>
+            <w:proofErr w:type="spellEnd"/>
+            <w:r>
+              <w:t xml:space="preserve"> for nested arrays and objects; developed a 3D book-style portfolio website (HTML, CSS, JavaScript, </w:t>
+            </w:r>
+            <w:proofErr w:type="spellStart"/>
+            <w:r>
+              <w:t>Boxicons</w:t>
+            </w:r>
+            <w:proofErr w:type="spellEnd"/>
+            <w:r>
+              <w:t>) with page-turn and scroll-navigation effects, deployed on Netlify.</w:t>
             </w:r>
           </w:p>
         </w:tc>
@@ -2738,7 +3153,15 @@
               <w:t xml:space="preserve">Task: </w:t>
             </w:r>
             <w:r>
-              <w:t>Study JavaScript Promises with resolve/reject, setTimeout and then/catch handling.</w:t>
+              <w:t xml:space="preserve">Study JavaScript Promises with resolve/reject, </w:t>
+            </w:r>
+            <w:proofErr w:type="spellStart"/>
+            <w:r>
+              <w:t>setTimeout</w:t>
+            </w:r>
+            <w:proofErr w:type="spellEnd"/>
+            <w:r>
+              <w:t xml:space="preserve"> and then/catch handling.</w:t>
             </w:r>
           </w:p>
         </w:tc>
@@ -2788,7 +3211,15 @@
           </w:tcPr>
           <w:p>
             <w:r>
-              <w:t>Studied JavaScript Promises — created a Withdraw function returning a Promise that resolves on success and rejects on invalid/insufficient funds, handled with setTimeout, then and catch.</w:t>
+              <w:t xml:space="preserve">Studied JavaScript Promises — created a Withdraw function returning a Promise that resolves on success and rejects on invalid/insufficient funds, handled with </w:t>
+            </w:r>
+            <w:proofErr w:type="spellStart"/>
+            <w:r>
+              <w:t>setTimeout</w:t>
+            </w:r>
+            <w:proofErr w:type="spellEnd"/>
+            <w:r>
+              <w:t>, then and catch.</w:t>
             </w:r>
           </w:p>
         </w:tc>
@@ -2854,7 +3285,15 @@
           </w:tcPr>
           <w:p>
             <w:r>
-              <w:t>Scaffolded the first React 19 projects with Vite (1st-project and a Basic-form) — ran npm install, started the Vite dev server and explored the React component structure and JSX.</w:t>
+              <w:t xml:space="preserve">Scaffolded the first React 19 projects with Vite (1st-project and a Basic-form) — ran </w:t>
+            </w:r>
+            <w:proofErr w:type="spellStart"/>
+            <w:r>
+              <w:t>npm</w:t>
+            </w:r>
+            <w:proofErr w:type="spellEnd"/>
+            <w:r>
+              <w:t xml:space="preserve"> install, started the Vite dev server and explored the React component structure and JSX.</w:t>
             </w:r>
           </w:p>
         </w:tc>
@@ -2920,7 +3359,15 @@
           </w:tcPr>
           <w:p>
             <w:r>
-              <w:t xml:space="preserve">Group Presentation on the Agile Methodology and it </w:t>
+              <w:t xml:space="preserve">Group Presentation on the Agile Methodology and </w:t>
+            </w:r>
+            <w:proofErr w:type="gramStart"/>
+            <w:r>
+              <w:t>it</w:t>
+            </w:r>
+            <w:proofErr w:type="gramEnd"/>
+            <w:r>
+              <w:t xml:space="preserve"> </w:t>
             </w:r>
             <w:r>
               <w:t>full history</w:t>
@@ -3263,7 +3710,21 @@
               <w:rPr>
                 <w:b/>
               </w:rPr>
-              <w:t>Details of Work Allotted Till Next Session /Corrections Suggested/Faculty Remarks</w:t>
+              <w:t xml:space="preserve">Details of Work Allotted </w:t>
+            </w:r>
+            <w:proofErr w:type="gramStart"/>
+            <w:r>
+              <w:rPr>
+                <w:b/>
+              </w:rPr>
+              <w:t>Till</w:t>
+            </w:r>
+            <w:proofErr w:type="gramEnd"/>
+            <w:r>
+              <w:rPr>
+                <w:b/>
+              </w:rPr>
+              <w:t xml:space="preserve"> Next Session /Corrections Suggested/Faculty Remarks</w:t>
             </w:r>
           </w:p>
         </w:tc>
@@ -3343,7 +3804,13 @@
           </w:tcPr>
           <w:p>
             <w:r>
-              <w:t>-</w:t>
+              <w:t>UI</w:t>
+            </w:r>
+            <w:r>
+              <w:t xml:space="preserve">/ UX basic and with the color theory and </w:t>
+            </w:r>
+            <w:r>
+              <w:t>contract and how user experience can be optimized</w:t>
             </w:r>
           </w:p>
         </w:tc>
@@ -3823,7 +4290,21 @@
               <w:rPr>
                 <w:b/>
               </w:rPr>
-              <w:t>Details of Work Allotted Till Next Session /Corrections Suggested/Faculty Remarks</w:t>
+              <w:t xml:space="preserve">Details of Work Allotted </w:t>
+            </w:r>
+            <w:proofErr w:type="gramStart"/>
+            <w:r>
+              <w:rPr>
+                <w:b/>
+              </w:rPr>
+              <w:t>Till</w:t>
+            </w:r>
+            <w:proofErr w:type="gramEnd"/>
+            <w:r>
+              <w:rPr>
+                <w:b/>
+              </w:rPr>
+              <w:t xml:space="preserve"> Next Session /Corrections Suggested/Faculty Remarks</w:t>
             </w:r>
           </w:p>
         </w:tc>
@@ -4383,7 +4864,21 @@
               <w:rPr>
                 <w:b/>
               </w:rPr>
-              <w:t>Details of Work Allotted Till Next Session /Corrections Suggested/Faculty Remarks</w:t>
+              <w:t xml:space="preserve">Details of Work Allotted </w:t>
+            </w:r>
+            <w:proofErr w:type="gramStart"/>
+            <w:r>
+              <w:rPr>
+                <w:b/>
+              </w:rPr>
+              <w:t>Till</w:t>
+            </w:r>
+            <w:proofErr w:type="gramEnd"/>
+            <w:r>
+              <w:rPr>
+                <w:b/>
+              </w:rPr>
+              <w:t xml:space="preserve"> Next Session /Corrections Suggested/Faculty Remarks</w:t>
             </w:r>
           </w:p>
         </w:tc>
@@ -4943,7 +5438,21 @@
               <w:rPr>
                 <w:b/>
               </w:rPr>
-              <w:t>Details of Work Allotted Till Next Session /Corrections Suggested/Faculty Remarks</w:t>
+              <w:t xml:space="preserve">Details of Work Allotted </w:t>
+            </w:r>
+            <w:proofErr w:type="gramStart"/>
+            <w:r>
+              <w:rPr>
+                <w:b/>
+              </w:rPr>
+              <w:t>Till</w:t>
+            </w:r>
+            <w:proofErr w:type="gramEnd"/>
+            <w:r>
+              <w:rPr>
+                <w:b/>
+              </w:rPr>
+              <w:t xml:space="preserve"> Next Session /Corrections Suggested/Faculty Remarks</w:t>
             </w:r>
           </w:p>
         </w:tc>
@@ -5503,7 +6012,21 @@
               <w:rPr>
                 <w:b/>
               </w:rPr>
-              <w:t>Details of Work Allotted Till Next Session /Corrections Suggested/Faculty Remarks</w:t>
+              <w:t xml:space="preserve">Details of Work Allotted </w:t>
+            </w:r>
+            <w:proofErr w:type="gramStart"/>
+            <w:r>
+              <w:rPr>
+                <w:b/>
+              </w:rPr>
+              <w:t>Till</w:t>
+            </w:r>
+            <w:proofErr w:type="gramEnd"/>
+            <w:r>
+              <w:rPr>
+                <w:b/>
+              </w:rPr>
+              <w:t xml:space="preserve"> Next Session /Corrections Suggested/Faculty Remarks</w:t>
             </w:r>
           </w:p>
         </w:tc>
@@ -6063,7 +6586,21 @@
               <w:rPr>
                 <w:b/>
               </w:rPr>
-              <w:t>Details of Work Allotted Till Next Session /Corrections Suggested/Faculty Remarks</w:t>
+              <w:t xml:space="preserve">Details of Work Allotted </w:t>
+            </w:r>
+            <w:proofErr w:type="gramStart"/>
+            <w:r>
+              <w:rPr>
+                <w:b/>
+              </w:rPr>
+              <w:t>Till</w:t>
+            </w:r>
+            <w:proofErr w:type="gramEnd"/>
+            <w:r>
+              <w:rPr>
+                <w:b/>
+              </w:rPr>
+              <w:t xml:space="preserve"> Next Session /Corrections Suggested/Faculty Remarks</w:t>
             </w:r>
           </w:p>
         </w:tc>
@@ -6623,7 +7160,21 @@
               <w:rPr>
                 <w:b/>
               </w:rPr>
-              <w:t>Details of Work Allotted Till Next Session /Corrections Suggested/Faculty Remarks</w:t>
+              <w:t xml:space="preserve">Details of Work Allotted </w:t>
+            </w:r>
+            <w:proofErr w:type="gramStart"/>
+            <w:r>
+              <w:rPr>
+                <w:b/>
+              </w:rPr>
+              <w:t>Till</w:t>
+            </w:r>
+            <w:proofErr w:type="gramEnd"/>
+            <w:r>
+              <w:rPr>
+                <w:b/>
+              </w:rPr>
+              <w:t xml:space="preserve"> Next Session /Corrections Suggested/Faculty Remarks</w:t>
             </w:r>
           </w:p>
         </w:tc>
@@ -7183,7 +7734,21 @@
               <w:rPr>
                 <w:b/>
               </w:rPr>
-              <w:t>Details of Work Allotted Till Next Session /Corrections Suggested/Faculty Remarks</w:t>
+              <w:t xml:space="preserve">Details of Work Allotted </w:t>
+            </w:r>
+            <w:proofErr w:type="gramStart"/>
+            <w:r>
+              <w:rPr>
+                <w:b/>
+              </w:rPr>
+              <w:t>Till</w:t>
+            </w:r>
+            <w:proofErr w:type="gramEnd"/>
+            <w:r>
+              <w:rPr>
+                <w:b/>
+              </w:rPr>
+              <w:t xml:space="preserve"> Next Session /Corrections Suggested/Faculty Remarks</w:t>
             </w:r>
           </w:p>
         </w:tc>
@@ -7743,7 +8308,21 @@
               <w:rPr>
                 <w:b/>
               </w:rPr>
-              <w:t>Details of Work Allotted Till Next Session /Corrections Suggested/Faculty Remarks</w:t>
+              <w:t xml:space="preserve">Details of Work Allotted </w:t>
+            </w:r>
+            <w:proofErr w:type="gramStart"/>
+            <w:r>
+              <w:rPr>
+                <w:b/>
+              </w:rPr>
+              <w:t>Till</w:t>
+            </w:r>
+            <w:proofErr w:type="gramEnd"/>
+            <w:r>
+              <w:rPr>
+                <w:b/>
+              </w:rPr>
+              <w:t xml:space="preserve"> Next Session /Corrections Suggested/Faculty Remarks</w:t>
             </w:r>
           </w:p>
         </w:tc>
@@ -8673,6 +9252,7 @@
   <w:style w:type="character" w:default="1" w:styleId="DefaultParagraphFont">
     <w:name w:val="Default Paragraph Font"/>
     <w:uiPriority w:val="1"/>
+    <w:semiHidden/>
     <w:unhideWhenUsed/>
   </w:style>
   <w:style w:type="table" w:default="1" w:styleId="TableNormal">

--- a/Internship Daily Diary - Aryan Barbate.docx
+++ b/Internship Daily Diary - Aryan Barbate.docx
@@ -3870,7 +3870,21 @@
           </w:tcPr>
           <w:p>
             <w:r>
-              <w:t>-</w:t>
+              <w:t xml:space="preserve">Basics of </w:t>
+            </w:r>
+            <w:r>
+              <w:t xml:space="preserve">ReactJS Conditional </w:t>
+            </w:r>
+            <w:proofErr w:type="gramStart"/>
+            <w:r>
+              <w:t>Rendering ,</w:t>
+            </w:r>
+            <w:proofErr w:type="gramEnd"/>
+            <w:r>
+              <w:t xml:space="preserve"> React icons and </w:t>
+            </w:r>
+            <w:r>
+              <w:t>Images</w:t>
             </w:r>
           </w:p>
         </w:tc>
@@ -3880,7 +3894,15 @@
           </w:tcPr>
           <w:p>
             <w:r>
-              <w:t>-</w:t>
+              <w:t xml:space="preserve">Convert the </w:t>
+            </w:r>
+            <w:proofErr w:type="gramStart"/>
+            <w:r>
+              <w:t>HTML,CSS</w:t>
+            </w:r>
+            <w:proofErr w:type="gramEnd"/>
+            <w:r>
+              <w:t xml:space="preserve"> and JS Netflix clone into ReactJS</w:t>
             </w:r>
           </w:p>
         </w:tc>

--- a/Internship Daily Diary - Aryan Barbate.docx
+++ b/Internship Daily Diary - Aryan Barbate.docx
@@ -3894,6 +3894,18 @@
           </w:tcPr>
           <w:p>
             <w:r>
+              <w:rPr>
+                <w:b/>
+              </w:rPr>
+              <w:t>Task</w:t>
+            </w:r>
+            <w:r>
+              <w:rPr>
+                <w:b/>
+              </w:rPr>
+              <w:t xml:space="preserve">: </w:t>
+            </w:r>
+            <w:r>
               <w:t xml:space="preserve">Convert the </w:t>
             </w:r>
             <w:proofErr w:type="gramStart"/>
@@ -3952,7 +3964,24 @@
           </w:tcPr>
           <w:p>
             <w:r>
-              <w:t>-</w:t>
+              <w:t xml:space="preserve">Basics of the </w:t>
+            </w:r>
+            <w:proofErr w:type="gramStart"/>
+            <w:r>
+              <w:t>ReactJS</w:t>
+            </w:r>
+            <w:r>
+              <w:t xml:space="preserve"> </w:t>
+            </w:r>
+            <w:r>
+              <w:t xml:space="preserve"> </w:t>
+            </w:r>
+            <w:r>
+              <w:t>Props</w:t>
+            </w:r>
+            <w:proofErr w:type="gramEnd"/>
+            <w:r>
+              <w:t xml:space="preserve"> and multiple component rendering using props </w:t>
             </w:r>
           </w:p>
         </w:tc>
@@ -3962,7 +3991,28 @@
           </w:tcPr>
           <w:p>
             <w:r>
-              <w:t>-</w:t>
+              <w:rPr>
+                <w:b/>
+              </w:rPr>
+              <w:t>Task</w:t>
+            </w:r>
+            <w:r>
+              <w:rPr>
+                <w:b/>
+              </w:rPr>
+              <w:t>:</w:t>
+            </w:r>
+            <w:r>
+              <w:rPr>
+                <w:b/>
+              </w:rPr>
+              <w:t xml:space="preserve"> </w:t>
+            </w:r>
+            <w:r>
+              <w:t xml:space="preserve">Create product page using a card component and pass the </w:t>
+            </w:r>
+            <w:r>
+              <w:t>values through props</w:t>
             </w:r>
           </w:p>
         </w:tc>

--- a/Internship Daily Diary - Aryan Barbate.docx
+++ b/Internship Daily Diary - Aryan Barbate.docx
@@ -20,23 +20,7 @@
           <w:b/>
           <w:sz w:val="32"/>
         </w:rPr>
-        <w:t xml:space="preserve">Name of the </w:t>
-      </w:r>
-      <w:proofErr w:type="gramStart"/>
-      <w:r>
-        <w:rPr>
-          <w:b/>
-          <w:sz w:val="32"/>
-        </w:rPr>
-        <w:t>Student :</w:t>
-      </w:r>
-      <w:proofErr w:type="gramEnd"/>
-      <w:r>
-        <w:rPr>
-          <w:b/>
-          <w:sz w:val="32"/>
-        </w:rPr>
-        <w:t xml:space="preserve">    Aryan Navnath Barbate</w:t>
+        <w:t>Name of the Student :    Aryan Navnath Barbate</w:t>
       </w:r>
     </w:p>
     <w:p>
@@ -45,23 +29,7 @@
           <w:b/>
           <w:sz w:val="32"/>
         </w:rPr>
-        <w:t xml:space="preserve">Department </w:t>
-      </w:r>
-      <w:proofErr w:type="gramStart"/>
-      <w:r>
-        <w:rPr>
-          <w:b/>
-          <w:sz w:val="32"/>
-        </w:rPr>
-        <w:t>Name :</w:t>
-      </w:r>
-      <w:proofErr w:type="gramEnd"/>
-      <w:r>
-        <w:rPr>
-          <w:b/>
-          <w:sz w:val="32"/>
-        </w:rPr>
-        <w:t xml:space="preserve">    </w:t>
+        <w:t xml:space="preserve">Department Name :    </w:t>
       </w:r>
       <w:r>
         <w:rPr>
@@ -77,49 +45,8 @@
           <w:b/>
           <w:sz w:val="32"/>
         </w:rPr>
-        <w:t xml:space="preserve">Internship </w:t>
+        <w:t>Internship Duration :    14 Week ( 1 June to 31 August 2026 )</w:t>
       </w:r>
-      <w:proofErr w:type="gramStart"/>
-      <w:r>
-        <w:rPr>
-          <w:b/>
-          <w:sz w:val="32"/>
-        </w:rPr>
-        <w:t>Duration :</w:t>
-      </w:r>
-      <w:proofErr w:type="gramEnd"/>
-      <w:r>
-        <w:rPr>
-          <w:b/>
-          <w:sz w:val="32"/>
-        </w:rPr>
-        <w:t xml:space="preserve">    14 Week </w:t>
-      </w:r>
-      <w:proofErr w:type="gramStart"/>
-      <w:r>
-        <w:rPr>
-          <w:b/>
-          <w:sz w:val="32"/>
-        </w:rPr>
-        <w:t>( 1</w:t>
-      </w:r>
-      <w:proofErr w:type="gramEnd"/>
-      <w:r>
-        <w:rPr>
-          <w:b/>
-          <w:sz w:val="32"/>
-        </w:rPr>
-        <w:t xml:space="preserve"> June to 31 August </w:t>
-      </w:r>
-      <w:proofErr w:type="gramStart"/>
-      <w:r>
-        <w:rPr>
-          <w:b/>
-          <w:sz w:val="32"/>
-        </w:rPr>
-        <w:t>2026 )</w:t>
-      </w:r>
-      <w:proofErr w:type="gramEnd"/>
     </w:p>
     <w:p>
       <w:pPr>
@@ -134,39 +61,7 @@
           <w:b/>
           <w:sz w:val="32"/>
         </w:rPr>
-        <w:t xml:space="preserve">Name of the mentor </w:t>
-      </w:r>
-      <w:proofErr w:type="gramStart"/>
-      <w:r>
-        <w:rPr>
-          <w:b/>
-          <w:sz w:val="32"/>
-        </w:rPr>
-        <w:t>( Faculty</w:t>
-      </w:r>
-      <w:proofErr w:type="gramEnd"/>
-      <w:r>
-        <w:rPr>
-          <w:b/>
-          <w:sz w:val="32"/>
-        </w:rPr>
-        <w:t xml:space="preserve"> </w:t>
-      </w:r>
-      <w:proofErr w:type="gramStart"/>
-      <w:r>
-        <w:rPr>
-          <w:b/>
-          <w:sz w:val="32"/>
-        </w:rPr>
-        <w:t>) :</w:t>
-      </w:r>
-      <w:proofErr w:type="gramEnd"/>
-      <w:r>
-        <w:rPr>
-          <w:b/>
-          <w:sz w:val="32"/>
-        </w:rPr>
-        <w:t xml:space="preserve">    </w:t>
+        <w:t xml:space="preserve">Name of the mentor ( Faculty ) :    </w:t>
       </w:r>
       <w:r>
         <w:rPr>
@@ -193,23 +88,7 @@
           <w:b/>
           <w:sz w:val="32"/>
         </w:rPr>
-        <w:t xml:space="preserve">Enrollment </w:t>
-      </w:r>
-      <w:proofErr w:type="gramStart"/>
-      <w:r>
-        <w:rPr>
-          <w:b/>
-          <w:sz w:val="32"/>
-        </w:rPr>
-        <w:t>Number :</w:t>
-      </w:r>
-      <w:proofErr w:type="gramEnd"/>
-      <w:r>
-        <w:rPr>
-          <w:b/>
-          <w:sz w:val="32"/>
-        </w:rPr>
-        <w:t xml:space="preserve">    </w:t>
+        <w:t xml:space="preserve">Enrollment Number :    </w:t>
       </w:r>
       <w:r>
         <w:rPr>
@@ -225,39 +104,7 @@
           <w:b/>
           <w:sz w:val="32"/>
         </w:rPr>
-        <w:t xml:space="preserve">Name of the mentor </w:t>
-      </w:r>
-      <w:proofErr w:type="gramStart"/>
-      <w:r>
-        <w:rPr>
-          <w:b/>
-          <w:sz w:val="32"/>
-        </w:rPr>
-        <w:t>( Industry</w:t>
-      </w:r>
-      <w:proofErr w:type="gramEnd"/>
-      <w:r>
-        <w:rPr>
-          <w:b/>
-          <w:sz w:val="32"/>
-        </w:rPr>
-        <w:t xml:space="preserve"> </w:t>
-      </w:r>
-      <w:proofErr w:type="gramStart"/>
-      <w:r>
-        <w:rPr>
-          <w:b/>
-          <w:sz w:val="32"/>
-        </w:rPr>
-        <w:t>) :</w:t>
-      </w:r>
-      <w:proofErr w:type="gramEnd"/>
-      <w:r>
-        <w:rPr>
-          <w:b/>
-          <w:sz w:val="32"/>
-        </w:rPr>
-        <w:t xml:space="preserve">    </w:t>
+        <w:t xml:space="preserve">Name of the mentor ( Industry ) :    </w:t>
       </w:r>
       <w:r>
         <w:rPr>
@@ -268,21 +115,12 @@
       </w:r>
     </w:p>
     <w:p>
-      <w:proofErr w:type="gramStart"/>
       <w:r>
         <w:rPr>
           <w:b/>
           <w:sz w:val="32"/>
         </w:rPr>
-        <w:t>Semester :</w:t>
-      </w:r>
-      <w:proofErr w:type="gramEnd"/>
-      <w:r>
-        <w:rPr>
-          <w:b/>
-          <w:sz w:val="32"/>
-        </w:rPr>
-        <w:t xml:space="preserve">    </w:t>
+        <w:t xml:space="preserve">Semester :    </w:t>
       </w:r>
       <w:r>
         <w:rPr>
@@ -313,23 +151,7 @@
           <w:b/>
           <w:sz w:val="32"/>
         </w:rPr>
-        <w:t xml:space="preserve">Academic </w:t>
-      </w:r>
-      <w:proofErr w:type="gramStart"/>
-      <w:r>
-        <w:rPr>
-          <w:b/>
-          <w:sz w:val="32"/>
-        </w:rPr>
-        <w:t>Year :</w:t>
-      </w:r>
-      <w:proofErr w:type="gramEnd"/>
-      <w:r>
-        <w:rPr>
-          <w:b/>
-          <w:sz w:val="32"/>
-        </w:rPr>
-        <w:t xml:space="preserve">    2026-27</w:t>
+        <w:t>Academic Year :    2026-27</w:t>
       </w:r>
     </w:p>
     <w:p>
@@ -422,21 +244,7 @@
               <w:rPr>
                 <w:b/>
               </w:rPr>
-              <w:t xml:space="preserve">Details of Work Allotted </w:t>
-            </w:r>
-            <w:proofErr w:type="gramStart"/>
-            <w:r>
-              <w:rPr>
-                <w:b/>
-              </w:rPr>
-              <w:t>Till</w:t>
-            </w:r>
-            <w:proofErr w:type="gramEnd"/>
-            <w:r>
-              <w:rPr>
-                <w:b/>
-              </w:rPr>
-              <w:t xml:space="preserve"> Next Session /Corrections Suggested/Faculty Remarks</w:t>
+              <w:t>Details of Work Allotted Till Next Session /Corrections Suggested/Faculty Remarks</w:t>
             </w:r>
           </w:p>
         </w:tc>
@@ -772,15 +580,7 @@
               <w:t xml:space="preserve">Task: </w:t>
             </w:r>
             <w:r>
-              <w:t xml:space="preserve">Solve twenty </w:t>
-            </w:r>
-            <w:proofErr w:type="gramStart"/>
-            <w:r>
-              <w:t>mini HTML</w:t>
-            </w:r>
-            <w:proofErr w:type="gramEnd"/>
-            <w:r>
-              <w:t xml:space="preserve"> tasks covering headings, formatting, links, images, lists, tables and forms.</w:t>
+              <w:t>Solve twenty mini HTML tasks covering headings, formatting, links, images, lists, tables and forms.</w:t>
             </w:r>
           </w:p>
         </w:tc>
@@ -1096,21 +896,7 @@
               <w:rPr>
                 <w:b/>
               </w:rPr>
-              <w:t xml:space="preserve">Details of Work Allotted </w:t>
-            </w:r>
-            <w:proofErr w:type="gramStart"/>
-            <w:r>
-              <w:rPr>
-                <w:b/>
-              </w:rPr>
-              <w:t>Till</w:t>
-            </w:r>
-            <w:proofErr w:type="gramEnd"/>
-            <w:r>
-              <w:rPr>
-                <w:b/>
-              </w:rPr>
-              <w:t xml:space="preserve"> Next Session /Corrections Suggested/Faculty Remarks</w:t>
+              <w:t>Details of Work Allotted Till Next Session /Corrections Suggested/Faculty Remarks</w:t>
             </w:r>
           </w:p>
         </w:tc>
@@ -1724,21 +1510,7 @@
               <w:rPr>
                 <w:b/>
               </w:rPr>
-              <w:t xml:space="preserve">Details of Work Allotted </w:t>
-            </w:r>
-            <w:proofErr w:type="gramStart"/>
-            <w:r>
-              <w:rPr>
-                <w:b/>
-              </w:rPr>
-              <w:t>Till</w:t>
-            </w:r>
-            <w:proofErr w:type="gramEnd"/>
-            <w:r>
-              <w:rPr>
-                <w:b/>
-              </w:rPr>
-              <w:t xml:space="preserve"> Next Session /Corrections Suggested/Faculty Remarks</w:t>
+              <w:t>Details of Work Allotted Till Next Session /Corrections Suggested/Faculty Remarks</w:t>
             </w:r>
           </w:p>
         </w:tc>
@@ -2023,15 +1795,7 @@
           </w:tcPr>
           <w:p>
             <w:r>
-              <w:t xml:space="preserve">Recreated the Instagram logo purely with CSS using linear gradients, border-radius </w:t>
-            </w:r>
-            <w:proofErr w:type="gramStart"/>
-            <w:r>
-              <w:t>and ::before/::</w:t>
-            </w:r>
-            <w:proofErr w:type="gramEnd"/>
-            <w:r>
-              <w:t>after pseudo-elements for the camera outline and lens.</w:t>
+              <w:t>Recreated the Instagram logo purely with CSS using linear gradients, border-radius and ::before/::after pseudo-elements for the camera outline and lens.</w:t>
             </w:r>
           </w:p>
         </w:tc>
@@ -2349,21 +2113,7 @@
               <w:rPr>
                 <w:b/>
               </w:rPr>
-              <w:t xml:space="preserve">Details of Work Allotted </w:t>
-            </w:r>
-            <w:proofErr w:type="gramStart"/>
-            <w:r>
-              <w:rPr>
-                <w:b/>
-              </w:rPr>
-              <w:t>Till</w:t>
-            </w:r>
-            <w:proofErr w:type="gramEnd"/>
-            <w:r>
-              <w:rPr>
-                <w:b/>
-              </w:rPr>
-              <w:t xml:space="preserve"> Next Session /Corrections Suggested/Faculty Remarks</w:t>
+              <w:t>Details of Work Allotted Till Next Session /Corrections Suggested/Faculty Remarks</w:t>
             </w:r>
           </w:p>
         </w:tc>
@@ -2657,23 +2407,7 @@
           </w:tcPr>
           <w:p>
             <w:r>
-              <w:t xml:space="preserve">Basic Command line commands and also work with log </w:t>
-            </w:r>
-            <w:proofErr w:type="gramStart"/>
-            <w:r>
-              <w:t>files ,</w:t>
-            </w:r>
-            <w:proofErr w:type="gramEnd"/>
-            <w:r>
-              <w:t xml:space="preserve"> </w:t>
-            </w:r>
-            <w:proofErr w:type="gramStart"/>
-            <w:r>
-              <w:t>users</w:t>
-            </w:r>
-            <w:proofErr w:type="gramEnd"/>
-            <w:r>
-              <w:t xml:space="preserve"> login and directory</w:t>
+              <w:t>Basic Command line commands and also work with log files , users login and directory</w:t>
             </w:r>
             <w:r>
               <w:t xml:space="preserve"> work</w:t>
@@ -3022,21 +2756,7 @@
               <w:rPr>
                 <w:b/>
               </w:rPr>
-              <w:t xml:space="preserve">Details of Work Allotted </w:t>
-            </w:r>
-            <w:proofErr w:type="gramStart"/>
-            <w:r>
-              <w:rPr>
-                <w:b/>
-              </w:rPr>
-              <w:t>Till</w:t>
-            </w:r>
-            <w:proofErr w:type="gramEnd"/>
-            <w:r>
-              <w:rPr>
-                <w:b/>
-              </w:rPr>
-              <w:t xml:space="preserve"> Next Session /Corrections Suggested/Faculty Remarks</w:t>
+              <w:t>Details of Work Allotted Till Next Session /Corrections Suggested/Faculty Remarks</w:t>
             </w:r>
           </w:p>
         </w:tc>
@@ -3359,15 +3079,7 @@
           </w:tcPr>
           <w:p>
             <w:r>
-              <w:t xml:space="preserve">Group Presentation on the Agile Methodology and </w:t>
-            </w:r>
-            <w:proofErr w:type="gramStart"/>
-            <w:r>
-              <w:t>it</w:t>
-            </w:r>
-            <w:proofErr w:type="gramEnd"/>
-            <w:r>
-              <w:t xml:space="preserve"> </w:t>
+              <w:t xml:space="preserve">Group Presentation on the Agile Methodology and it </w:t>
             </w:r>
             <w:r>
               <w:t>full history</w:t>
@@ -3710,21 +3422,7 @@
               <w:rPr>
                 <w:b/>
               </w:rPr>
-              <w:t xml:space="preserve">Details of Work Allotted </w:t>
-            </w:r>
-            <w:proofErr w:type="gramStart"/>
-            <w:r>
-              <w:rPr>
-                <w:b/>
-              </w:rPr>
-              <w:t>Till</w:t>
-            </w:r>
-            <w:proofErr w:type="gramEnd"/>
-            <w:r>
-              <w:rPr>
-                <w:b/>
-              </w:rPr>
-              <w:t xml:space="preserve"> Next Session /Corrections Suggested/Faculty Remarks</w:t>
+              <w:t>Details of Work Allotted Till Next Session /Corrections Suggested/Faculty Remarks</w:t>
             </w:r>
           </w:p>
         </w:tc>
@@ -3873,15 +3571,7 @@
               <w:t xml:space="preserve">Basics of </w:t>
             </w:r>
             <w:r>
-              <w:t xml:space="preserve">ReactJS Conditional </w:t>
-            </w:r>
-            <w:proofErr w:type="gramStart"/>
-            <w:r>
-              <w:t>Rendering ,</w:t>
-            </w:r>
-            <w:proofErr w:type="gramEnd"/>
-            <w:r>
-              <w:t xml:space="preserve"> React icons and </w:t>
+              <w:t xml:space="preserve">ReactJS Conditional Rendering , React icons and </w:t>
             </w:r>
             <w:r>
               <w:t>Images</w:t>
@@ -3906,15 +3596,7 @@
               <w:t xml:space="preserve">: </w:t>
             </w:r>
             <w:r>
-              <w:t xml:space="preserve">Convert the </w:t>
-            </w:r>
-            <w:proofErr w:type="gramStart"/>
-            <w:r>
-              <w:t>HTML,CSS</w:t>
-            </w:r>
-            <w:proofErr w:type="gramEnd"/>
-            <w:r>
-              <w:t xml:space="preserve"> and JS Netflix clone into ReactJS</w:t>
+              <w:t>Convert the HTML,CSS and JS Netflix clone into ReactJS</w:t>
             </w:r>
           </w:p>
         </w:tc>
@@ -3964,11 +3646,7 @@
           </w:tcPr>
           <w:p>
             <w:r>
-              <w:t xml:space="preserve">Basics of the </w:t>
-            </w:r>
-            <w:proofErr w:type="gramStart"/>
-            <w:r>
-              <w:t>ReactJS</w:t>
+              <w:t>Basics of the ReactJS</w:t>
             </w:r>
             <w:r>
               <w:t xml:space="preserve"> </w:t>
@@ -3977,11 +3655,7 @@
               <w:t xml:space="preserve"> </w:t>
             </w:r>
             <w:r>
-              <w:t>Props</w:t>
-            </w:r>
-            <w:proofErr w:type="gramEnd"/>
-            <w:r>
-              <w:t xml:space="preserve"> and multiple component rendering using props </w:t>
+              <w:t xml:space="preserve">Props and multiple component rendering using props </w:t>
             </w:r>
           </w:p>
         </w:tc>
@@ -4000,13 +3674,7 @@
               <w:rPr>
                 <w:b/>
               </w:rPr>
-              <w:t>:</w:t>
-            </w:r>
-            <w:r>
-              <w:rPr>
-                <w:b/>
-              </w:rPr>
-              <w:t xml:space="preserve"> </w:t>
+              <w:t xml:space="preserve">: </w:t>
             </w:r>
             <w:r>
               <w:t xml:space="preserve">Create product page using a card component and pass the </w:t>
@@ -4062,7 +3730,10 @@
           </w:tcPr>
           <w:p>
             <w:r>
-              <w:t>-</w:t>
+              <w:t>Basics of the ReactJS  State hook</w:t>
+            </w:r>
+            <w:r>
+              <w:t xml:space="preserve"> and it use </w:t>
             </w:r>
           </w:p>
         </w:tc>
@@ -4072,8 +3743,28 @@
           </w:tcPr>
           <w:p>
             <w:r>
-              <w:t>-</w:t>
-            </w:r>
+              <w:rPr>
+                <w:b/>
+              </w:rPr>
+              <w:t>Task</w:t>
+            </w:r>
+            <w:r>
+              <w:rPr>
+                <w:b/>
+              </w:rPr>
+              <w:t xml:space="preserve">: </w:t>
+            </w:r>
+            <w:r>
+              <w:t>C</w:t>
+            </w:r>
+            <w:r>
+              <w:t xml:space="preserve">onvert the portfolio in </w:t>
+            </w:r>
+            <w:proofErr w:type="spellStart"/>
+            <w:r>
+              <w:t>reactJS</w:t>
+            </w:r>
+            <w:proofErr w:type="spellEnd"/>
           </w:p>
         </w:tc>
         <w:tc>
@@ -4182,7 +3873,18 @@
           </w:tcPr>
           <w:p>
             <w:r>
-              <w:t>-</w:t>
+              <w:t xml:space="preserve">Grid Layout in depth with the </w:t>
+            </w:r>
+            <w:proofErr w:type="spellStart"/>
+            <w:r>
+              <w:t>css</w:t>
+            </w:r>
+            <w:proofErr w:type="spellEnd"/>
+            <w:r>
+              <w:t xml:space="preserve"> properties</w:t>
+            </w:r>
+            <w:r>
+              <w:t xml:space="preserve"> </w:t>
             </w:r>
           </w:p>
         </w:tc>
@@ -4192,7 +3894,29 @@
           </w:tcPr>
           <w:p>
             <w:r>
-              <w:t>-</w:t>
+              <w:rPr>
+                <w:b/>
+              </w:rPr>
+              <w:t>Task</w:t>
+            </w:r>
+            <w:r>
+              <w:rPr>
+                <w:b/>
+              </w:rPr>
+              <w:t>:</w:t>
+            </w:r>
+            <w:r>
+              <w:rPr>
+                <w:rFonts w:ascii="Consolas" w:eastAsia="Times New Roman" w:hAnsi="Consolas"/>
+                <w:color w:val="FFFFFF"/>
+                <w:sz w:val="21"/>
+                <w:szCs w:val="21"/>
+                <w:lang w:val="en-IN" w:eastAsia="en-IN" w:bidi="mr-IN"/>
+              </w:rPr>
+              <w:t xml:space="preserve"> </w:t>
+            </w:r>
+            <w:r>
+              <w:t>HTML &amp; CSS chess board (start position)</w:t>
             </w:r>
           </w:p>
         </w:tc>
@@ -4362,21 +4086,7 @@
               <w:rPr>
                 <w:b/>
               </w:rPr>
-              <w:t xml:space="preserve">Details of Work Allotted </w:t>
-            </w:r>
-            <w:proofErr w:type="gramStart"/>
-            <w:r>
-              <w:rPr>
-                <w:b/>
-              </w:rPr>
-              <w:t>Till</w:t>
-            </w:r>
-            <w:proofErr w:type="gramEnd"/>
-            <w:r>
-              <w:rPr>
-                <w:b/>
-              </w:rPr>
-              <w:t xml:space="preserve"> Next Session /Corrections Suggested/Faculty Remarks</w:t>
+              <w:t>Details of Work Allotted Till Next Session /Corrections Suggested/Faculty Remarks</w:t>
             </w:r>
           </w:p>
         </w:tc>
@@ -4936,21 +4646,7 @@
               <w:rPr>
                 <w:b/>
               </w:rPr>
-              <w:t xml:space="preserve">Details of Work Allotted </w:t>
-            </w:r>
-            <w:proofErr w:type="gramStart"/>
-            <w:r>
-              <w:rPr>
-                <w:b/>
-              </w:rPr>
-              <w:t>Till</w:t>
-            </w:r>
-            <w:proofErr w:type="gramEnd"/>
-            <w:r>
-              <w:rPr>
-                <w:b/>
-              </w:rPr>
-              <w:t xml:space="preserve"> Next Session /Corrections Suggested/Faculty Remarks</w:t>
+              <w:t>Details of Work Allotted Till Next Session /Corrections Suggested/Faculty Remarks</w:t>
             </w:r>
           </w:p>
         </w:tc>
@@ -5510,21 +5206,7 @@
               <w:rPr>
                 <w:b/>
               </w:rPr>
-              <w:t xml:space="preserve">Details of Work Allotted </w:t>
-            </w:r>
-            <w:proofErr w:type="gramStart"/>
-            <w:r>
-              <w:rPr>
-                <w:b/>
-              </w:rPr>
-              <w:t>Till</w:t>
-            </w:r>
-            <w:proofErr w:type="gramEnd"/>
-            <w:r>
-              <w:rPr>
-                <w:b/>
-              </w:rPr>
-              <w:t xml:space="preserve"> Next Session /Corrections Suggested/Faculty Remarks</w:t>
+              <w:t>Details of Work Allotted Till Next Session /Corrections Suggested/Faculty Remarks</w:t>
             </w:r>
           </w:p>
         </w:tc>
@@ -6084,21 +5766,7 @@
               <w:rPr>
                 <w:b/>
               </w:rPr>
-              <w:t xml:space="preserve">Details of Work Allotted </w:t>
-            </w:r>
-            <w:proofErr w:type="gramStart"/>
-            <w:r>
-              <w:rPr>
-                <w:b/>
-              </w:rPr>
-              <w:t>Till</w:t>
-            </w:r>
-            <w:proofErr w:type="gramEnd"/>
-            <w:r>
-              <w:rPr>
-                <w:b/>
-              </w:rPr>
-              <w:t xml:space="preserve"> Next Session /Corrections Suggested/Faculty Remarks</w:t>
+              <w:t>Details of Work Allotted Till Next Session /Corrections Suggested/Faculty Remarks</w:t>
             </w:r>
           </w:p>
         </w:tc>
@@ -6658,21 +6326,7 @@
               <w:rPr>
                 <w:b/>
               </w:rPr>
-              <w:t xml:space="preserve">Details of Work Allotted </w:t>
-            </w:r>
-            <w:proofErr w:type="gramStart"/>
-            <w:r>
-              <w:rPr>
-                <w:b/>
-              </w:rPr>
-              <w:t>Till</w:t>
-            </w:r>
-            <w:proofErr w:type="gramEnd"/>
-            <w:r>
-              <w:rPr>
-                <w:b/>
-              </w:rPr>
-              <w:t xml:space="preserve"> Next Session /Corrections Suggested/Faculty Remarks</w:t>
+              <w:t>Details of Work Allotted Till Next Session /Corrections Suggested/Faculty Remarks</w:t>
             </w:r>
           </w:p>
         </w:tc>
@@ -7232,21 +6886,7 @@
               <w:rPr>
                 <w:b/>
               </w:rPr>
-              <w:t xml:space="preserve">Details of Work Allotted </w:t>
-            </w:r>
-            <w:proofErr w:type="gramStart"/>
-            <w:r>
-              <w:rPr>
-                <w:b/>
-              </w:rPr>
-              <w:t>Till</w:t>
-            </w:r>
-            <w:proofErr w:type="gramEnd"/>
-            <w:r>
-              <w:rPr>
-                <w:b/>
-              </w:rPr>
-              <w:t xml:space="preserve"> Next Session /Corrections Suggested/Faculty Remarks</w:t>
+              <w:t>Details of Work Allotted Till Next Session /Corrections Suggested/Faculty Remarks</w:t>
             </w:r>
           </w:p>
         </w:tc>
@@ -7806,21 +7446,7 @@
               <w:rPr>
                 <w:b/>
               </w:rPr>
-              <w:t xml:space="preserve">Details of Work Allotted </w:t>
-            </w:r>
-            <w:proofErr w:type="gramStart"/>
-            <w:r>
-              <w:rPr>
-                <w:b/>
-              </w:rPr>
-              <w:t>Till</w:t>
-            </w:r>
-            <w:proofErr w:type="gramEnd"/>
-            <w:r>
-              <w:rPr>
-                <w:b/>
-              </w:rPr>
-              <w:t xml:space="preserve"> Next Session /Corrections Suggested/Faculty Remarks</w:t>
+              <w:t>Details of Work Allotted Till Next Session /Corrections Suggested/Faculty Remarks</w:t>
             </w:r>
           </w:p>
         </w:tc>
@@ -8380,21 +8006,7 @@
               <w:rPr>
                 <w:b/>
               </w:rPr>
-              <w:t xml:space="preserve">Details of Work Allotted </w:t>
-            </w:r>
-            <w:proofErr w:type="gramStart"/>
-            <w:r>
-              <w:rPr>
-                <w:b/>
-              </w:rPr>
-              <w:t>Till</w:t>
-            </w:r>
-            <w:proofErr w:type="gramEnd"/>
-            <w:r>
-              <w:rPr>
-                <w:b/>
-              </w:rPr>
-              <w:t xml:space="preserve"> Next Session /Corrections Suggested/Faculty Remarks</w:t>
+              <w:t>Details of Work Allotted Till Next Session /Corrections Suggested/Faculty Remarks</w:t>
             </w:r>
           </w:p>
         </w:tc>
@@ -9324,7 +8936,6 @@
   <w:style w:type="character" w:default="1" w:styleId="DefaultParagraphFont">
     <w:name w:val="Default Paragraph Font"/>
     <w:uiPriority w:val="1"/>
-    <w:semiHidden/>
     <w:unhideWhenUsed/>
   </w:style>
   <w:style w:type="table" w:default="1" w:styleId="TableNormal">

--- a/Internship Daily Diary - Aryan Barbate.docx
+++ b/Internship Daily Diary - Aryan Barbate.docx
@@ -20,7 +20,23 @@
           <w:b/>
           <w:sz w:val="32"/>
         </w:rPr>
-        <w:t>Name of the Student :    Aryan Navnath Barbate</w:t>
+        <w:t xml:space="preserve">Name of the </w:t>
+      </w:r>
+      <w:proofErr w:type="gramStart"/>
+      <w:r>
+        <w:rPr>
+          <w:b/>
+          <w:sz w:val="32"/>
+        </w:rPr>
+        <w:t>Student :</w:t>
+      </w:r>
+      <w:proofErr w:type="gramEnd"/>
+      <w:r>
+        <w:rPr>
+          <w:b/>
+          <w:sz w:val="32"/>
+        </w:rPr>
+        <w:t xml:space="preserve">    Aryan Navnath Barbate</w:t>
       </w:r>
     </w:p>
     <w:p>
@@ -29,7 +45,23 @@
           <w:b/>
           <w:sz w:val="32"/>
         </w:rPr>
-        <w:t xml:space="preserve">Department Name :    </w:t>
+        <w:t xml:space="preserve">Department </w:t>
+      </w:r>
+      <w:proofErr w:type="gramStart"/>
+      <w:r>
+        <w:rPr>
+          <w:b/>
+          <w:sz w:val="32"/>
+        </w:rPr>
+        <w:t>Name :</w:t>
+      </w:r>
+      <w:proofErr w:type="gramEnd"/>
+      <w:r>
+        <w:rPr>
+          <w:b/>
+          <w:sz w:val="32"/>
+        </w:rPr>
+        <w:t xml:space="preserve">    </w:t>
       </w:r>
       <w:r>
         <w:rPr>
@@ -45,8 +77,49 @@
           <w:b/>
           <w:sz w:val="32"/>
         </w:rPr>
-        <w:t>Internship Duration :    14 Week ( 1 June to 31 August 2026 )</w:t>
+        <w:t xml:space="preserve">Internship </w:t>
       </w:r>
+      <w:proofErr w:type="gramStart"/>
+      <w:r>
+        <w:rPr>
+          <w:b/>
+          <w:sz w:val="32"/>
+        </w:rPr>
+        <w:t>Duration :</w:t>
+      </w:r>
+      <w:proofErr w:type="gramEnd"/>
+      <w:r>
+        <w:rPr>
+          <w:b/>
+          <w:sz w:val="32"/>
+        </w:rPr>
+        <w:t xml:space="preserve">    14 Week </w:t>
+      </w:r>
+      <w:proofErr w:type="gramStart"/>
+      <w:r>
+        <w:rPr>
+          <w:b/>
+          <w:sz w:val="32"/>
+        </w:rPr>
+        <w:t>( 1</w:t>
+      </w:r>
+      <w:proofErr w:type="gramEnd"/>
+      <w:r>
+        <w:rPr>
+          <w:b/>
+          <w:sz w:val="32"/>
+        </w:rPr>
+        <w:t xml:space="preserve"> June to 31 August </w:t>
+      </w:r>
+      <w:proofErr w:type="gramStart"/>
+      <w:r>
+        <w:rPr>
+          <w:b/>
+          <w:sz w:val="32"/>
+        </w:rPr>
+        <w:t>2026 )</w:t>
+      </w:r>
+      <w:proofErr w:type="gramEnd"/>
     </w:p>
     <w:p>
       <w:pPr>
@@ -61,7 +134,39 @@
           <w:b/>
           <w:sz w:val="32"/>
         </w:rPr>
-        <w:t xml:space="preserve">Name of the mentor ( Faculty ) :    </w:t>
+        <w:t xml:space="preserve">Name of the mentor </w:t>
+      </w:r>
+      <w:proofErr w:type="gramStart"/>
+      <w:r>
+        <w:rPr>
+          <w:b/>
+          <w:sz w:val="32"/>
+        </w:rPr>
+        <w:t>( Faculty</w:t>
+      </w:r>
+      <w:proofErr w:type="gramEnd"/>
+      <w:r>
+        <w:rPr>
+          <w:b/>
+          <w:sz w:val="32"/>
+        </w:rPr>
+        <w:t xml:space="preserve"> </w:t>
+      </w:r>
+      <w:proofErr w:type="gramStart"/>
+      <w:r>
+        <w:rPr>
+          <w:b/>
+          <w:sz w:val="32"/>
+        </w:rPr>
+        <w:t>) :</w:t>
+      </w:r>
+      <w:proofErr w:type="gramEnd"/>
+      <w:r>
+        <w:rPr>
+          <w:b/>
+          <w:sz w:val="32"/>
+        </w:rPr>
+        <w:t xml:space="preserve">    </w:t>
       </w:r>
       <w:r>
         <w:rPr>
@@ -88,7 +193,23 @@
           <w:b/>
           <w:sz w:val="32"/>
         </w:rPr>
-        <w:t xml:space="preserve">Enrollment Number :    </w:t>
+        <w:t xml:space="preserve">Enrollment </w:t>
+      </w:r>
+      <w:proofErr w:type="gramStart"/>
+      <w:r>
+        <w:rPr>
+          <w:b/>
+          <w:sz w:val="32"/>
+        </w:rPr>
+        <w:t>Number :</w:t>
+      </w:r>
+      <w:proofErr w:type="gramEnd"/>
+      <w:r>
+        <w:rPr>
+          <w:b/>
+          <w:sz w:val="32"/>
+        </w:rPr>
+        <w:t xml:space="preserve">    </w:t>
       </w:r>
       <w:r>
         <w:rPr>
@@ -104,7 +225,39 @@
           <w:b/>
           <w:sz w:val="32"/>
         </w:rPr>
-        <w:t xml:space="preserve">Name of the mentor ( Industry ) :    </w:t>
+        <w:t xml:space="preserve">Name of the mentor </w:t>
+      </w:r>
+      <w:proofErr w:type="gramStart"/>
+      <w:r>
+        <w:rPr>
+          <w:b/>
+          <w:sz w:val="32"/>
+        </w:rPr>
+        <w:t>( Industry</w:t>
+      </w:r>
+      <w:proofErr w:type="gramEnd"/>
+      <w:r>
+        <w:rPr>
+          <w:b/>
+          <w:sz w:val="32"/>
+        </w:rPr>
+        <w:t xml:space="preserve"> </w:t>
+      </w:r>
+      <w:proofErr w:type="gramStart"/>
+      <w:r>
+        <w:rPr>
+          <w:b/>
+          <w:sz w:val="32"/>
+        </w:rPr>
+        <w:t>) :</w:t>
+      </w:r>
+      <w:proofErr w:type="gramEnd"/>
+      <w:r>
+        <w:rPr>
+          <w:b/>
+          <w:sz w:val="32"/>
+        </w:rPr>
+        <w:t xml:space="preserve">    </w:t>
       </w:r>
       <w:r>
         <w:rPr>
@@ -115,12 +268,21 @@
       </w:r>
     </w:p>
     <w:p>
+      <w:proofErr w:type="gramStart"/>
       <w:r>
         <w:rPr>
           <w:b/>
           <w:sz w:val="32"/>
         </w:rPr>
-        <w:t xml:space="preserve">Semester :    </w:t>
+        <w:t>Semester :</w:t>
+      </w:r>
+      <w:proofErr w:type="gramEnd"/>
+      <w:r>
+        <w:rPr>
+          <w:b/>
+          <w:sz w:val="32"/>
+        </w:rPr>
+        <w:t xml:space="preserve">    </w:t>
       </w:r>
       <w:r>
         <w:rPr>
@@ -151,7 +313,23 @@
           <w:b/>
           <w:sz w:val="32"/>
         </w:rPr>
-        <w:t>Academic Year :    2026-27</w:t>
+        <w:t xml:space="preserve">Academic </w:t>
+      </w:r>
+      <w:proofErr w:type="gramStart"/>
+      <w:r>
+        <w:rPr>
+          <w:b/>
+          <w:sz w:val="32"/>
+        </w:rPr>
+        <w:t>Year :</w:t>
+      </w:r>
+      <w:proofErr w:type="gramEnd"/>
+      <w:r>
+        <w:rPr>
+          <w:b/>
+          <w:sz w:val="32"/>
+        </w:rPr>
+        <w:t xml:space="preserve">    2026-27</w:t>
       </w:r>
     </w:p>
     <w:p>
@@ -244,7 +422,21 @@
               <w:rPr>
                 <w:b/>
               </w:rPr>
-              <w:t>Details of Work Allotted Till Next Session /Corrections Suggested/Faculty Remarks</w:t>
+              <w:t xml:space="preserve">Details of Work Allotted </w:t>
+            </w:r>
+            <w:proofErr w:type="gramStart"/>
+            <w:r>
+              <w:rPr>
+                <w:b/>
+              </w:rPr>
+              <w:t>Till</w:t>
+            </w:r>
+            <w:proofErr w:type="gramEnd"/>
+            <w:r>
+              <w:rPr>
+                <w:b/>
+              </w:rPr>
+              <w:t xml:space="preserve"> Next Session /Corrections Suggested/Faculty Remarks</w:t>
             </w:r>
           </w:p>
         </w:tc>
@@ -580,7 +772,15 @@
               <w:t xml:space="preserve">Task: </w:t>
             </w:r>
             <w:r>
-              <w:t>Solve twenty mini HTML tasks covering headings, formatting, links, images, lists, tables and forms.</w:t>
+              <w:t xml:space="preserve">Solve twenty </w:t>
+            </w:r>
+            <w:proofErr w:type="gramStart"/>
+            <w:r>
+              <w:t>mini HTML</w:t>
+            </w:r>
+            <w:proofErr w:type="gramEnd"/>
+            <w:r>
+              <w:t xml:space="preserve"> tasks covering headings, formatting, links, images, lists, tables and forms.</w:t>
             </w:r>
           </w:p>
         </w:tc>
@@ -896,7 +1096,21 @@
               <w:rPr>
                 <w:b/>
               </w:rPr>
-              <w:t>Details of Work Allotted Till Next Session /Corrections Suggested/Faculty Remarks</w:t>
+              <w:t xml:space="preserve">Details of Work Allotted </w:t>
+            </w:r>
+            <w:proofErr w:type="gramStart"/>
+            <w:r>
+              <w:rPr>
+                <w:b/>
+              </w:rPr>
+              <w:t>Till</w:t>
+            </w:r>
+            <w:proofErr w:type="gramEnd"/>
+            <w:r>
+              <w:rPr>
+                <w:b/>
+              </w:rPr>
+              <w:t xml:space="preserve"> Next Session /Corrections Suggested/Faculty Remarks</w:t>
             </w:r>
           </w:p>
         </w:tc>
@@ -1510,7 +1724,21 @@
               <w:rPr>
                 <w:b/>
               </w:rPr>
-              <w:t>Details of Work Allotted Till Next Session /Corrections Suggested/Faculty Remarks</w:t>
+              <w:t xml:space="preserve">Details of Work Allotted </w:t>
+            </w:r>
+            <w:proofErr w:type="gramStart"/>
+            <w:r>
+              <w:rPr>
+                <w:b/>
+              </w:rPr>
+              <w:t>Till</w:t>
+            </w:r>
+            <w:proofErr w:type="gramEnd"/>
+            <w:r>
+              <w:rPr>
+                <w:b/>
+              </w:rPr>
+              <w:t xml:space="preserve"> Next Session /Corrections Suggested/Faculty Remarks</w:t>
             </w:r>
           </w:p>
         </w:tc>
@@ -1795,7 +2023,15 @@
           </w:tcPr>
           <w:p>
             <w:r>
-              <w:t>Recreated the Instagram logo purely with CSS using linear gradients, border-radius and ::before/::after pseudo-elements for the camera outline and lens.</w:t>
+              <w:t xml:space="preserve">Recreated the Instagram logo purely with CSS using linear gradients, border-radius </w:t>
+            </w:r>
+            <w:proofErr w:type="gramStart"/>
+            <w:r>
+              <w:t>and ::before/::</w:t>
+            </w:r>
+            <w:proofErr w:type="gramEnd"/>
+            <w:r>
+              <w:t>after pseudo-elements for the camera outline and lens.</w:t>
             </w:r>
           </w:p>
         </w:tc>
@@ -2113,7 +2349,21 @@
               <w:rPr>
                 <w:b/>
               </w:rPr>
-              <w:t>Details of Work Allotted Till Next Session /Corrections Suggested/Faculty Remarks</w:t>
+              <w:t xml:space="preserve">Details of Work Allotted </w:t>
+            </w:r>
+            <w:proofErr w:type="gramStart"/>
+            <w:r>
+              <w:rPr>
+                <w:b/>
+              </w:rPr>
+              <w:t>Till</w:t>
+            </w:r>
+            <w:proofErr w:type="gramEnd"/>
+            <w:r>
+              <w:rPr>
+                <w:b/>
+              </w:rPr>
+              <w:t xml:space="preserve"> Next Session /Corrections Suggested/Faculty Remarks</w:t>
             </w:r>
           </w:p>
         </w:tc>
@@ -2407,7 +2657,23 @@
           </w:tcPr>
           <w:p>
             <w:r>
-              <w:t>Basic Command line commands and also work with log files , users login and directory</w:t>
+              <w:t xml:space="preserve">Basic Command line commands and also work with log </w:t>
+            </w:r>
+            <w:proofErr w:type="gramStart"/>
+            <w:r>
+              <w:t>files ,</w:t>
+            </w:r>
+            <w:proofErr w:type="gramEnd"/>
+            <w:r>
+              <w:t xml:space="preserve"> </w:t>
+            </w:r>
+            <w:proofErr w:type="gramStart"/>
+            <w:r>
+              <w:t>users</w:t>
+            </w:r>
+            <w:proofErr w:type="gramEnd"/>
+            <w:r>
+              <w:t xml:space="preserve"> login and directory</w:t>
             </w:r>
             <w:r>
               <w:t xml:space="preserve"> work</w:t>
@@ -2756,7 +3022,21 @@
               <w:rPr>
                 <w:b/>
               </w:rPr>
-              <w:t>Details of Work Allotted Till Next Session /Corrections Suggested/Faculty Remarks</w:t>
+              <w:t xml:space="preserve">Details of Work Allotted </w:t>
+            </w:r>
+            <w:proofErr w:type="gramStart"/>
+            <w:r>
+              <w:rPr>
+                <w:b/>
+              </w:rPr>
+              <w:t>Till</w:t>
+            </w:r>
+            <w:proofErr w:type="gramEnd"/>
+            <w:r>
+              <w:rPr>
+                <w:b/>
+              </w:rPr>
+              <w:t xml:space="preserve"> Next Session /Corrections Suggested/Faculty Remarks</w:t>
             </w:r>
           </w:p>
         </w:tc>
@@ -3079,7 +3359,15 @@
           </w:tcPr>
           <w:p>
             <w:r>
-              <w:t xml:space="preserve">Group Presentation on the Agile Methodology and it </w:t>
+              <w:t xml:space="preserve">Group Presentation on the Agile Methodology and </w:t>
+            </w:r>
+            <w:proofErr w:type="gramStart"/>
+            <w:r>
+              <w:t>it</w:t>
+            </w:r>
+            <w:proofErr w:type="gramEnd"/>
+            <w:r>
+              <w:t xml:space="preserve"> </w:t>
             </w:r>
             <w:r>
               <w:t>full history</w:t>
@@ -3422,7 +3710,21 @@
               <w:rPr>
                 <w:b/>
               </w:rPr>
-              <w:t>Details of Work Allotted Till Next Session /Corrections Suggested/Faculty Remarks</w:t>
+              <w:t xml:space="preserve">Details of Work Allotted </w:t>
+            </w:r>
+            <w:proofErr w:type="gramStart"/>
+            <w:r>
+              <w:rPr>
+                <w:b/>
+              </w:rPr>
+              <w:t>Till</w:t>
+            </w:r>
+            <w:proofErr w:type="gramEnd"/>
+            <w:r>
+              <w:rPr>
+                <w:b/>
+              </w:rPr>
+              <w:t xml:space="preserve"> Next Session /Corrections Suggested/Faculty Remarks</w:t>
             </w:r>
           </w:p>
         </w:tc>
@@ -3571,7 +3873,15 @@
               <w:t xml:space="preserve">Basics of </w:t>
             </w:r>
             <w:r>
-              <w:t xml:space="preserve">ReactJS Conditional Rendering , React icons and </w:t>
+              <w:t xml:space="preserve">ReactJS Conditional </w:t>
+            </w:r>
+            <w:proofErr w:type="gramStart"/>
+            <w:r>
+              <w:t>Rendering ,</w:t>
+            </w:r>
+            <w:proofErr w:type="gramEnd"/>
+            <w:r>
+              <w:t xml:space="preserve"> React icons and </w:t>
             </w:r>
             <w:r>
               <w:t>Images</w:t>
@@ -3596,7 +3906,15 @@
               <w:t xml:space="preserve">: </w:t>
             </w:r>
             <w:r>
-              <w:t>Convert the HTML,CSS and JS Netflix clone into ReactJS</w:t>
+              <w:t xml:space="preserve">Convert the </w:t>
+            </w:r>
+            <w:proofErr w:type="gramStart"/>
+            <w:r>
+              <w:t>HTML,CSS</w:t>
+            </w:r>
+            <w:proofErr w:type="gramEnd"/>
+            <w:r>
+              <w:t xml:space="preserve"> and JS Netflix clone into ReactJS</w:t>
             </w:r>
           </w:p>
         </w:tc>
@@ -3646,7 +3964,11 @@
           </w:tcPr>
           <w:p>
             <w:r>
-              <w:t>Basics of the ReactJS</w:t>
+              <w:t xml:space="preserve">Basics of the </w:t>
+            </w:r>
+            <w:proofErr w:type="gramStart"/>
+            <w:r>
+              <w:t>ReactJS</w:t>
             </w:r>
             <w:r>
               <w:t xml:space="preserve"> </w:t>
@@ -3655,7 +3977,11 @@
               <w:t xml:space="preserve"> </w:t>
             </w:r>
             <w:r>
-              <w:t xml:space="preserve">Props and multiple component rendering using props </w:t>
+              <w:t>Props</w:t>
+            </w:r>
+            <w:proofErr w:type="gramEnd"/>
+            <w:r>
+              <w:t xml:space="preserve"> and multiple component rendering using props </w:t>
             </w:r>
           </w:p>
         </w:tc>
@@ -3730,7 +4056,15 @@
           </w:tcPr>
           <w:p>
             <w:r>
-              <w:t>Basics of the ReactJS  State hook</w:t>
+              <w:t xml:space="preserve">Basics of the </w:t>
+            </w:r>
+            <w:proofErr w:type="gramStart"/>
+            <w:r>
+              <w:t>ReactJS  State</w:t>
+            </w:r>
+            <w:proofErr w:type="gramEnd"/>
+            <w:r>
+              <w:t xml:space="preserve"> hook</w:t>
             </w:r>
             <w:r>
               <w:t xml:space="preserve"> and it use </w:t>
@@ -4086,7 +4420,21 @@
               <w:rPr>
                 <w:b/>
               </w:rPr>
-              <w:t>Details of Work Allotted Till Next Session /Corrections Suggested/Faculty Remarks</w:t>
+              <w:t xml:space="preserve">Details of Work Allotted </w:t>
+            </w:r>
+            <w:proofErr w:type="gramStart"/>
+            <w:r>
+              <w:rPr>
+                <w:b/>
+              </w:rPr>
+              <w:t>Till</w:t>
+            </w:r>
+            <w:proofErr w:type="gramEnd"/>
+            <w:r>
+              <w:rPr>
+                <w:b/>
+              </w:rPr>
+              <w:t xml:space="preserve"> Next Session /Corrections Suggested/Faculty Remarks</w:t>
             </w:r>
           </w:p>
         </w:tc>
@@ -4166,8 +4514,30 @@
           </w:tcPr>
           <w:p>
             <w:r>
-              <w:t>-</w:t>
-            </w:r>
+              <w:t xml:space="preserve">Basic of </w:t>
+            </w:r>
+            <w:r>
+              <w:t>React</w:t>
+            </w:r>
+            <w:r>
+              <w:t>JS</w:t>
+            </w:r>
+            <w:r>
+              <w:t xml:space="preserve"> hooks: useEf</w:t>
+            </w:r>
+            <w:proofErr w:type="spellStart"/>
+            <w:r>
+              <w:t>fect</w:t>
+            </w:r>
+            <w:proofErr w:type="spellEnd"/>
+            <w:r>
+              <w:t xml:space="preserve"> &amp; </w:t>
+            </w:r>
+            <w:proofErr w:type="spellStart"/>
+            <w:r>
+              <w:t>useRef</w:t>
+            </w:r>
+            <w:proofErr w:type="spellEnd"/>
           </w:p>
         </w:tc>
         <w:tc>
@@ -4646,7 +5016,21 @@
               <w:rPr>
                 <w:b/>
               </w:rPr>
-              <w:t>Details of Work Allotted Till Next Session /Corrections Suggested/Faculty Remarks</w:t>
+              <w:t xml:space="preserve">Details of Work Allotted </w:t>
+            </w:r>
+            <w:proofErr w:type="gramStart"/>
+            <w:r>
+              <w:rPr>
+                <w:b/>
+              </w:rPr>
+              <w:t>Till</w:t>
+            </w:r>
+            <w:proofErr w:type="gramEnd"/>
+            <w:r>
+              <w:rPr>
+                <w:b/>
+              </w:rPr>
+              <w:t xml:space="preserve"> Next Session /Corrections Suggested/Faculty Remarks</w:t>
             </w:r>
           </w:p>
         </w:tc>
@@ -5206,7 +5590,21 @@
               <w:rPr>
                 <w:b/>
               </w:rPr>
-              <w:t>Details of Work Allotted Till Next Session /Corrections Suggested/Faculty Remarks</w:t>
+              <w:t xml:space="preserve">Details of Work Allotted </w:t>
+            </w:r>
+            <w:proofErr w:type="gramStart"/>
+            <w:r>
+              <w:rPr>
+                <w:b/>
+              </w:rPr>
+              <w:t>Till</w:t>
+            </w:r>
+            <w:proofErr w:type="gramEnd"/>
+            <w:r>
+              <w:rPr>
+                <w:b/>
+              </w:rPr>
+              <w:t xml:space="preserve"> Next Session /Corrections Suggested/Faculty Remarks</w:t>
             </w:r>
           </w:p>
         </w:tc>
@@ -5766,7 +6164,21 @@
               <w:rPr>
                 <w:b/>
               </w:rPr>
-              <w:t>Details of Work Allotted Till Next Session /Corrections Suggested/Faculty Remarks</w:t>
+              <w:t xml:space="preserve">Details of Work Allotted </w:t>
+            </w:r>
+            <w:proofErr w:type="gramStart"/>
+            <w:r>
+              <w:rPr>
+                <w:b/>
+              </w:rPr>
+              <w:t>Till</w:t>
+            </w:r>
+            <w:proofErr w:type="gramEnd"/>
+            <w:r>
+              <w:rPr>
+                <w:b/>
+              </w:rPr>
+              <w:t xml:space="preserve"> Next Session /Corrections Suggested/Faculty Remarks</w:t>
             </w:r>
           </w:p>
         </w:tc>
@@ -6326,7 +6738,21 @@
               <w:rPr>
                 <w:b/>
               </w:rPr>
-              <w:t>Details of Work Allotted Till Next Session /Corrections Suggested/Faculty Remarks</w:t>
+              <w:t xml:space="preserve">Details of Work Allotted </w:t>
+            </w:r>
+            <w:proofErr w:type="gramStart"/>
+            <w:r>
+              <w:rPr>
+                <w:b/>
+              </w:rPr>
+              <w:t>Till</w:t>
+            </w:r>
+            <w:proofErr w:type="gramEnd"/>
+            <w:r>
+              <w:rPr>
+                <w:b/>
+              </w:rPr>
+              <w:t xml:space="preserve"> Next Session /Corrections Suggested/Faculty Remarks</w:t>
             </w:r>
           </w:p>
         </w:tc>
@@ -6886,7 +7312,21 @@
               <w:rPr>
                 <w:b/>
               </w:rPr>
-              <w:t>Details of Work Allotted Till Next Session /Corrections Suggested/Faculty Remarks</w:t>
+              <w:t xml:space="preserve">Details of Work Allotted </w:t>
+            </w:r>
+            <w:proofErr w:type="gramStart"/>
+            <w:r>
+              <w:rPr>
+                <w:b/>
+              </w:rPr>
+              <w:t>Till</w:t>
+            </w:r>
+            <w:proofErr w:type="gramEnd"/>
+            <w:r>
+              <w:rPr>
+                <w:b/>
+              </w:rPr>
+              <w:t xml:space="preserve"> Next Session /Corrections Suggested/Faculty Remarks</w:t>
             </w:r>
           </w:p>
         </w:tc>
@@ -7446,7 +7886,21 @@
               <w:rPr>
                 <w:b/>
               </w:rPr>
-              <w:t>Details of Work Allotted Till Next Session /Corrections Suggested/Faculty Remarks</w:t>
+              <w:t xml:space="preserve">Details of Work Allotted </w:t>
+            </w:r>
+            <w:proofErr w:type="gramStart"/>
+            <w:r>
+              <w:rPr>
+                <w:b/>
+              </w:rPr>
+              <w:t>Till</w:t>
+            </w:r>
+            <w:proofErr w:type="gramEnd"/>
+            <w:r>
+              <w:rPr>
+                <w:b/>
+              </w:rPr>
+              <w:t xml:space="preserve"> Next Session /Corrections Suggested/Faculty Remarks</w:t>
             </w:r>
           </w:p>
         </w:tc>
@@ -8006,7 +8460,21 @@
               <w:rPr>
                 <w:b/>
               </w:rPr>
-              <w:t>Details of Work Allotted Till Next Session /Corrections Suggested/Faculty Remarks</w:t>
+              <w:t xml:space="preserve">Details of Work Allotted </w:t>
+            </w:r>
+            <w:proofErr w:type="gramStart"/>
+            <w:r>
+              <w:rPr>
+                <w:b/>
+              </w:rPr>
+              <w:t>Till</w:t>
+            </w:r>
+            <w:proofErr w:type="gramEnd"/>
+            <w:r>
+              <w:rPr>
+                <w:b/>
+              </w:rPr>
+              <w:t xml:space="preserve"> Next Session /Corrections Suggested/Faculty Remarks</w:t>
             </w:r>
           </w:p>
         </w:tc>
@@ -8936,6 +9404,7 @@
   <w:style w:type="character" w:default="1" w:styleId="DefaultParagraphFont">
     <w:name w:val="Default Paragraph Font"/>
     <w:uiPriority w:val="1"/>
+    <w:semiHidden/>
     <w:unhideWhenUsed/>
   </w:style>
   <w:style w:type="table" w:default="1" w:styleId="TableNormal">

--- a/Internship Daily Diary - Aryan Barbate.docx
+++ b/Internship Daily Diary - Aryan Barbate.docx
@@ -901,10 +901,7 @@
               <w:t xml:space="preserve">Task: </w:t>
             </w:r>
             <w:r>
-              <w:t>Solve twenty mini HTML</w:t>
-            </w:r>
-            <w:r>
-              <w:t xml:space="preserve"> tasks covering headings, formatting, links, images, lists, tables and forms.</w:t>
+              <w:t>Solve twenty mini HTML tasks covering headings, formatting, links, images, lists, tables and forms.</w:t>
             </w:r>
           </w:p>
         </w:tc>
@@ -1183,10 +1180,7 @@
               <w:spacing w:after="200" w:line="276" w:lineRule="auto"/>
             </w:pPr>
             <w:r>
-              <w:t>Built HTML pages demonstrating ordered, unordered and nested lists along with a formatted table to organise</w:t>
-            </w:r>
-            <w:r>
-              <w:t xml:space="preserve"> structured data effectively.</w:t>
+              <w:t>Built HTML pages demonstrating ordered, unordered and nested lists along with a formatted table to organise structured data effectively.</w:t>
             </w:r>
           </w:p>
         </w:tc>
@@ -1561,13 +1555,7 @@
               <w:rPr>
                 <w:b/>
               </w:rPr>
-              <w:t>Details of Work Allotted Till</w:t>
-            </w:r>
-            <w:r>
-              <w:rPr>
-                <w:b/>
-              </w:rPr>
-              <w:t xml:space="preserve"> Next Session /Corrections Suggested/Faculty Remarks</w:t>
+              <w:t>Details of Work Allotted Till Next Session /Corrections Suggested/Faculty Remarks</w:t>
             </w:r>
           </w:p>
         </w:tc>
@@ -3003,10 +2991,7 @@
               <w:spacing w:after="200" w:line="276" w:lineRule="auto"/>
             </w:pPr>
             <w:r>
-              <w:t>Studied JavaScript array methods — forEach</w:t>
-            </w:r>
-            <w:r>
-              <w:t xml:space="preserve"> iteration and filtering — and developed an interactive Todo List application supporting add, delete and update operations.</w:t>
+              <w:t>Studied JavaScript array methods — forEach iteration and filtering — and developed an interactive Todo List application supporting add, delete and update operations.</w:t>
             </w:r>
           </w:p>
         </w:tc>
@@ -4445,10 +4430,7 @@
               <w:spacing w:after="200" w:line="276" w:lineRule="auto"/>
             </w:pPr>
             <w:r>
-              <w:t>Built a text-converter utility (uppercase, lowercase, word count) using JavaScript string methods, and a responsive 'PhotoFolio</w:t>
-            </w:r>
-            <w:r>
-              <w:t>' gallery page with a fixed header, dropdown menu and CSS-grid gallery.</w:t>
+              <w:t>Built a text-converter utility (uppercase, lowercase, word count) using JavaScript string methods, and a responsive 'PhotoFolio' gallery page with a fixed header, dropdown menu and CSS-grid gallery.</w:t>
             </w:r>
           </w:p>
         </w:tc>
@@ -4758,10 +4740,7 @@
               <w:spacing w:after="200" w:line="276" w:lineRule="auto"/>
             </w:pPr>
             <w:r>
-              <w:t>Basic Command line commands and also work with log files , users</w:t>
-            </w:r>
-            <w:r>
-              <w:t xml:space="preserve"> login and directory work</w:t>
+              <w:t>Basic Command line commands and also work with log files , users login and directory work</w:t>
             </w:r>
           </w:p>
         </w:tc>
@@ -5586,10 +5565,7 @@
               <w:spacing w:after="200" w:line="276" w:lineRule="auto"/>
             </w:pPr>
             <w:r>
-              <w:t>Practised JavaScript destructuring</w:t>
-            </w:r>
-            <w:r>
-              <w:t xml:space="preserve"> for nested arrays and objects; developed a 3D book-style portfolio website (HTML, CSS, JavaScript, Boxicons) with page-turn and scroll-navigation effects, deployed on Netlify.</w:t>
+              <w:t>Practised JavaScript destructuring for nested arrays and objects; developed a 3D book-style portfolio website (HTML, CSS, JavaScript, Boxicons) with page-turn and scroll-navigation effects, deployed on Netlify.</w:t>
             </w:r>
           </w:p>
         </w:tc>
@@ -7366,10 +7342,7 @@
               <w:spacing w:after="200" w:line="276" w:lineRule="auto"/>
             </w:pPr>
             <w:r>
-              <w:t xml:space="preserve">Basics of the </w:t>
-            </w:r>
-            <w:r>
-              <w:t xml:space="preserve">ReactJS  State hook and it use </w:t>
+              <w:t xml:space="preserve">Basics of the ReactJS  State hook and it use </w:t>
             </w:r>
           </w:p>
         </w:tc>
@@ -7942,8 +7915,7 @@
         <w:gridCol w:w="889"/>
         <w:gridCol w:w="1262"/>
         <w:gridCol w:w="3738"/>
-        <w:gridCol w:w="31"/>
-        <w:gridCol w:w="2070"/>
+        <w:gridCol w:w="2101"/>
         <w:gridCol w:w="1238"/>
         <w:gridCol w:w="1228"/>
       </w:tblGrid>
@@ -8045,7 +8017,6 @@
         <w:tc>
           <w:tcPr>
             <w:tcW w:w="2101" w:type="dxa"/>
-            <w:gridSpan w:val="2"/>
             <w:tcBorders>
               <w:top w:val="single" w:sz="4" w:space="0" w:color="auto"/>
               <w:left w:val="single" w:sz="4" w:space="0" w:color="auto"/>
@@ -8219,17 +8190,13 @@
               <w:spacing w:after="200" w:line="276" w:lineRule="auto"/>
             </w:pPr>
             <w:r>
-              <w:t>Basic of ReactJS</w:t>
-            </w:r>
-            <w:r>
-              <w:t xml:space="preserve"> hooks: useEffect &amp; useRef</w:t>
+              <w:t>Basic of ReactJS hooks: useEffect &amp; useRef</w:t>
             </w:r>
           </w:p>
         </w:tc>
         <w:tc>
           <w:tcPr>
             <w:tcW w:w="2101" w:type="dxa"/>
-            <w:gridSpan w:val="2"/>
             <w:tcBorders>
               <w:top w:val="single" w:sz="4" w:space="0" w:color="auto"/>
               <w:left w:val="single" w:sz="4" w:space="0" w:color="auto"/>
@@ -8380,7 +8347,6 @@
         <w:tc>
           <w:tcPr>
             <w:tcW w:w="2101" w:type="dxa"/>
-            <w:gridSpan w:val="2"/>
             <w:tcBorders>
               <w:top w:val="single" w:sz="4" w:space="0" w:color="auto"/>
               <w:left w:val="single" w:sz="4" w:space="0" w:color="auto"/>
@@ -8552,7 +8518,6 @@
         <w:tc>
           <w:tcPr>
             <w:tcW w:w="2101" w:type="dxa"/>
-            <w:gridSpan w:val="2"/>
             <w:tcBorders>
               <w:top w:val="single" w:sz="4" w:space="0" w:color="auto"/>
               <w:left w:val="single" w:sz="4" w:space="0" w:color="auto"/>
@@ -8757,7 +8722,6 @@
         <w:tc>
           <w:tcPr>
             <w:tcW w:w="2101" w:type="dxa"/>
-            <w:gridSpan w:val="2"/>
             <w:tcBorders>
               <w:top w:val="single" w:sz="4" w:space="0" w:color="auto"/>
               <w:left w:val="single" w:sz="4" w:space="0" w:color="auto"/>
@@ -8901,14 +8865,21 @@
               <w:spacing w:after="200" w:line="276" w:lineRule="auto"/>
             </w:pPr>
             <w:r>
-              <w:t>-</w:t>
+              <w:t xml:space="preserve">Start-up Pitch presentation on the </w:t>
+            </w:r>
+            <w:proofErr w:type="spellStart"/>
+            <w:r>
+              <w:t>EcoOps</w:t>
+            </w:r>
+            <w:proofErr w:type="spellEnd"/>
+            <w:r>
+              <w:t xml:space="preserve"> SaaS platform </w:t>
             </w:r>
           </w:p>
         </w:tc>
         <w:tc>
           <w:tcPr>
             <w:tcW w:w="2101" w:type="dxa"/>
-            <w:gridSpan w:val="2"/>
             <w:tcBorders>
               <w:top w:val="single" w:sz="4" w:space="0" w:color="auto"/>
               <w:left w:val="single" w:sz="4" w:space="0" w:color="auto"/>
@@ -9059,7 +9030,6 @@
         <w:tc>
           <w:tcPr>
             <w:tcW w:w="2101" w:type="dxa"/>
-            <w:gridSpan w:val="2"/>
             <w:tcBorders>
               <w:top w:val="single" w:sz="4" w:space="0" w:color="auto"/>
               <w:left w:val="single" w:sz="4" w:space="0" w:color="auto"/>
@@ -9210,7 +9180,6 @@
         <w:tc>
           <w:tcPr>
             <w:tcW w:w="2101" w:type="dxa"/>
-            <w:gridSpan w:val="2"/>
             <w:tcBorders>
               <w:top w:val="single" w:sz="4" w:space="0" w:color="auto"/>
               <w:left w:val="single" w:sz="4" w:space="0" w:color="auto"/>
@@ -9278,656 +9247,6 @@
               <w:spacing w:after="200" w:line="276" w:lineRule="auto"/>
             </w:pPr>
           </w:p>
-        </w:tc>
-      </w:tr>
-      <w:tr>
-        <w:tblPrEx>
-          <w:tblLook w:val="04A0" w:firstRow="1" w:lastRow="0" w:firstColumn="1" w:lastColumn="0" w:noHBand="0" w:noVBand="1"/>
-        </w:tblPrEx>
-        <w:trPr>
-          <w:cantSplit/>
-          <w:tblHeader/>
-        </w:trPr>
-        <w:tc>
-          <w:tcPr>
-            <w:tcW w:w="889" w:type="dxa"/>
-            <w:vAlign w:val="center"/>
-          </w:tcPr>
-          <w:p>
-            <w:pPr>
-              <w:jc w:val="center"/>
-            </w:pPr>
-            <w:r>
-              <w:rPr>
-                <w:b/>
-              </w:rPr>
-              <w:t>Weeks</w:t>
-            </w:r>
-          </w:p>
-        </w:tc>
-        <w:tc>
-          <w:tcPr>
-            <w:tcW w:w="1262" w:type="dxa"/>
-            <w:vAlign w:val="center"/>
-          </w:tcPr>
-          <w:p>
-            <w:pPr>
-              <w:jc w:val="center"/>
-            </w:pPr>
-            <w:r>
-              <w:rPr>
-                <w:b/>
-              </w:rPr>
-              <w:t>Day &amp; Date</w:t>
-            </w:r>
-          </w:p>
-        </w:tc>
-        <w:tc>
-          <w:tcPr>
-            <w:tcW w:w="3769" w:type="dxa"/>
-            <w:gridSpan w:val="2"/>
-            <w:vAlign w:val="center"/>
-          </w:tcPr>
-          <w:p>
-            <w:pPr>
-              <w:jc w:val="center"/>
-            </w:pPr>
-            <w:r>
-              <w:rPr>
-                <w:b/>
-              </w:rPr>
-              <w:t>Discussion Topics/Activity</w:t>
-            </w:r>
-          </w:p>
-        </w:tc>
-        <w:tc>
-          <w:tcPr>
-            <w:tcW w:w="2070" w:type="dxa"/>
-            <w:vAlign w:val="center"/>
-          </w:tcPr>
-          <w:p>
-            <w:pPr>
-              <w:jc w:val="center"/>
-            </w:pPr>
-            <w:r>
-              <w:rPr>
-                <w:b/>
-              </w:rPr>
-              <w:t xml:space="preserve">Details of Work Allotted </w:t>
-            </w:r>
-            <w:proofErr w:type="gramStart"/>
-            <w:r>
-              <w:rPr>
-                <w:b/>
-              </w:rPr>
-              <w:t>Till</w:t>
-            </w:r>
-            <w:proofErr w:type="gramEnd"/>
-            <w:r>
-              <w:rPr>
-                <w:b/>
-              </w:rPr>
-              <w:t xml:space="preserve"> Next Session /Corrections Suggested/Faculty Remarks</w:t>
-            </w:r>
-          </w:p>
-        </w:tc>
-        <w:tc>
-          <w:tcPr>
-            <w:tcW w:w="1238" w:type="dxa"/>
-            <w:vAlign w:val="center"/>
-          </w:tcPr>
-          <w:p>
-            <w:pPr>
-              <w:jc w:val="center"/>
-            </w:pPr>
-            <w:r>
-              <w:rPr>
-                <w:b/>
-              </w:rPr>
-              <w:t>Signature of Industry Mentor</w:t>
-            </w:r>
-          </w:p>
-        </w:tc>
-        <w:tc>
-          <w:tcPr>
-            <w:tcW w:w="1228" w:type="dxa"/>
-            <w:vAlign w:val="center"/>
-          </w:tcPr>
-          <w:p>
-            <w:pPr>
-              <w:jc w:val="center"/>
-            </w:pPr>
-            <w:r>
-              <w:rPr>
-                <w:b/>
-              </w:rPr>
-              <w:t>Signature of Faculty Mentor</w:t>
-            </w:r>
-          </w:p>
-        </w:tc>
-      </w:tr>
-      <w:tr>
-        <w:tblPrEx>
-          <w:tblLook w:val="04A0" w:firstRow="1" w:lastRow="0" w:firstColumn="1" w:lastColumn="0" w:noHBand="0" w:noVBand="1"/>
-        </w:tblPrEx>
-        <w:trPr>
-          <w:cantSplit/>
-        </w:trPr>
-        <w:tc>
-          <w:tcPr>
-            <w:tcW w:w="889" w:type="dxa"/>
-            <w:vMerge w:val="restart"/>
-            <w:vAlign w:val="center"/>
-          </w:tcPr>
-          <w:p>
-            <w:pPr>
-              <w:jc w:val="center"/>
-            </w:pPr>
-            <w:r>
-              <w:rPr>
-                <w:b/>
-              </w:rPr>
-              <w:t>Week 07</w:t>
-            </w:r>
-          </w:p>
-        </w:tc>
-        <w:tc>
-          <w:tcPr>
-            <w:tcW w:w="1262" w:type="dxa"/>
-          </w:tcPr>
-          <w:p>
-            <w:r>
-              <w:rPr>
-                <w:b/>
-              </w:rPr>
-              <w:t>Mon, July 13, 2026</w:t>
-            </w:r>
-          </w:p>
-        </w:tc>
-        <w:tc>
-          <w:tcPr>
-            <w:tcW w:w="3769" w:type="dxa"/>
-            <w:gridSpan w:val="2"/>
-          </w:tcPr>
-          <w:p>
-            <w:r>
-              <w:t xml:space="preserve">Basic of </w:t>
-            </w:r>
-            <w:r>
-              <w:t>React</w:t>
-            </w:r>
-            <w:r>
-              <w:t>JS</w:t>
-            </w:r>
-            <w:r>
-              <w:t xml:space="preserve"> hooks: </w:t>
-            </w:r>
-            <w:proofErr w:type="spellStart"/>
-            <w:r>
-              <w:t>useEffect</w:t>
-            </w:r>
-            <w:proofErr w:type="spellEnd"/>
-            <w:r>
-              <w:t xml:space="preserve"> &amp; </w:t>
-            </w:r>
-            <w:proofErr w:type="spellStart"/>
-            <w:r>
-              <w:t>useRef</w:t>
-            </w:r>
-            <w:proofErr w:type="spellEnd"/>
-          </w:p>
-        </w:tc>
-        <w:tc>
-          <w:tcPr>
-            <w:tcW w:w="2070" w:type="dxa"/>
-          </w:tcPr>
-          <w:p>
-            <w:r>
-              <w:t>-</w:t>
-            </w:r>
-          </w:p>
-        </w:tc>
-        <w:tc>
-          <w:tcPr>
-            <w:tcW w:w="1238" w:type="dxa"/>
-            <w:vAlign w:val="center"/>
-          </w:tcPr>
-          <w:p/>
-        </w:tc>
-        <w:tc>
-          <w:tcPr>
-            <w:tcW w:w="1228" w:type="dxa"/>
-            <w:vAlign w:val="center"/>
-          </w:tcPr>
-          <w:p/>
-        </w:tc>
-      </w:tr>
-      <w:tr>
-        <w:tblPrEx>
-          <w:tblLook w:val="04A0" w:firstRow="1" w:lastRow="0" w:firstColumn="1" w:lastColumn="0" w:noHBand="0" w:noVBand="1"/>
-        </w:tblPrEx>
-        <w:trPr>
-          <w:cantSplit/>
-        </w:trPr>
-        <w:tc>
-          <w:tcPr>
-            <w:tcW w:w="889" w:type="dxa"/>
-            <w:vMerge/>
-            <w:vAlign w:val="center"/>
-          </w:tcPr>
-          <w:p/>
-        </w:tc>
-        <w:tc>
-          <w:tcPr>
-            <w:tcW w:w="1262" w:type="dxa"/>
-          </w:tcPr>
-          <w:p>
-            <w:r>
-              <w:rPr>
-                <w:b/>
-              </w:rPr>
-              <w:t>Tue, July 14, 2026</w:t>
-            </w:r>
-          </w:p>
-        </w:tc>
-        <w:tc>
-          <w:tcPr>
-            <w:tcW w:w="3769" w:type="dxa"/>
-            <w:gridSpan w:val="2"/>
-          </w:tcPr>
-          <w:p>
-            <w:r>
-              <w:t xml:space="preserve">Basic of the </w:t>
-            </w:r>
-            <w:proofErr w:type="gramStart"/>
-            <w:r>
-              <w:t>From</w:t>
-            </w:r>
-            <w:proofErr w:type="gramEnd"/>
-            <w:r>
-              <w:t xml:space="preserve"> handling with the </w:t>
-            </w:r>
-            <w:proofErr w:type="spellStart"/>
-            <w:r>
-              <w:t>useState</w:t>
-            </w:r>
-            <w:proofErr w:type="spellEnd"/>
-            <w:r>
-              <w:t xml:space="preserve"> and object and event handlers</w:t>
-            </w:r>
-          </w:p>
-        </w:tc>
-        <w:tc>
-          <w:tcPr>
-            <w:tcW w:w="2070" w:type="dxa"/>
-          </w:tcPr>
-          <w:p>
-            <w:r>
-              <w:rPr>
-                <w:b/>
-              </w:rPr>
-              <w:t>Tas</w:t>
-            </w:r>
-            <w:r>
-              <w:rPr>
-                <w:b/>
-              </w:rPr>
-              <w:t>k:</w:t>
-            </w:r>
-            <w:r>
-              <w:t xml:space="preserve"> create a login page with </w:t>
-            </w:r>
-            <w:proofErr w:type="spellStart"/>
-            <w:r>
-              <w:t>useState</w:t>
-            </w:r>
-            <w:proofErr w:type="spellEnd"/>
-            <w:r>
-              <w:t xml:space="preserve"> and </w:t>
-            </w:r>
-            <w:r>
-              <w:t xml:space="preserve">event handler and display </w:t>
-            </w:r>
-            <w:proofErr w:type="spellStart"/>
-            <w:r>
-              <w:t>detailes</w:t>
-            </w:r>
-            <w:proofErr w:type="spellEnd"/>
-          </w:p>
-        </w:tc>
-        <w:tc>
-          <w:tcPr>
-            <w:tcW w:w="1238" w:type="dxa"/>
-            <w:vAlign w:val="center"/>
-          </w:tcPr>
-          <w:p/>
-        </w:tc>
-        <w:tc>
-          <w:tcPr>
-            <w:tcW w:w="1228" w:type="dxa"/>
-            <w:vAlign w:val="center"/>
-          </w:tcPr>
-          <w:p/>
-        </w:tc>
-      </w:tr>
-      <w:tr>
-        <w:tblPrEx>
-          <w:tblLook w:val="04A0" w:firstRow="1" w:lastRow="0" w:firstColumn="1" w:lastColumn="0" w:noHBand="0" w:noVBand="1"/>
-        </w:tblPrEx>
-        <w:trPr>
-          <w:cantSplit/>
-        </w:trPr>
-        <w:tc>
-          <w:tcPr>
-            <w:tcW w:w="889" w:type="dxa"/>
-            <w:vMerge/>
-            <w:vAlign w:val="center"/>
-          </w:tcPr>
-          <w:p/>
-        </w:tc>
-        <w:tc>
-          <w:tcPr>
-            <w:tcW w:w="1262" w:type="dxa"/>
-          </w:tcPr>
-          <w:p>
-            <w:r>
-              <w:rPr>
-                <w:b/>
-              </w:rPr>
-              <w:t>Wed, July 15, 2026</w:t>
-            </w:r>
-          </w:p>
-        </w:tc>
-        <w:tc>
-          <w:tcPr>
-            <w:tcW w:w="3769" w:type="dxa"/>
-            <w:gridSpan w:val="2"/>
-          </w:tcPr>
-          <w:p>
-            <w:r>
-              <w:t>-</w:t>
-            </w:r>
-          </w:p>
-        </w:tc>
-        <w:tc>
-          <w:tcPr>
-            <w:tcW w:w="2070" w:type="dxa"/>
-          </w:tcPr>
-          <w:p>
-            <w:r>
-              <w:t>-</w:t>
-            </w:r>
-          </w:p>
-        </w:tc>
-        <w:tc>
-          <w:tcPr>
-            <w:tcW w:w="1238" w:type="dxa"/>
-            <w:vAlign w:val="center"/>
-          </w:tcPr>
-          <w:p/>
-        </w:tc>
-        <w:tc>
-          <w:tcPr>
-            <w:tcW w:w="1228" w:type="dxa"/>
-            <w:vAlign w:val="center"/>
-          </w:tcPr>
-          <w:p/>
-        </w:tc>
-      </w:tr>
-      <w:tr>
-        <w:tblPrEx>
-          <w:tblLook w:val="04A0" w:firstRow="1" w:lastRow="0" w:firstColumn="1" w:lastColumn="0" w:noHBand="0" w:noVBand="1"/>
-        </w:tblPrEx>
-        <w:trPr>
-          <w:cantSplit/>
-        </w:trPr>
-        <w:tc>
-          <w:tcPr>
-            <w:tcW w:w="889" w:type="dxa"/>
-            <w:vMerge/>
-            <w:vAlign w:val="center"/>
-          </w:tcPr>
-          <w:p/>
-        </w:tc>
-        <w:tc>
-          <w:tcPr>
-            <w:tcW w:w="1262" w:type="dxa"/>
-          </w:tcPr>
-          <w:p>
-            <w:r>
-              <w:rPr>
-                <w:b/>
-              </w:rPr>
-              <w:t>Thu, July 16, 2026</w:t>
-            </w:r>
-          </w:p>
-        </w:tc>
-        <w:tc>
-          <w:tcPr>
-            <w:tcW w:w="3769" w:type="dxa"/>
-            <w:gridSpan w:val="2"/>
-          </w:tcPr>
-          <w:p>
-            <w:r>
-              <w:t>-</w:t>
-            </w:r>
-          </w:p>
-        </w:tc>
-        <w:tc>
-          <w:tcPr>
-            <w:tcW w:w="2070" w:type="dxa"/>
-          </w:tcPr>
-          <w:p>
-            <w:r>
-              <w:t>-</w:t>
-            </w:r>
-          </w:p>
-        </w:tc>
-        <w:tc>
-          <w:tcPr>
-            <w:tcW w:w="1238" w:type="dxa"/>
-            <w:vAlign w:val="center"/>
-          </w:tcPr>
-          <w:p/>
-        </w:tc>
-        <w:tc>
-          <w:tcPr>
-            <w:tcW w:w="1228" w:type="dxa"/>
-            <w:vAlign w:val="center"/>
-          </w:tcPr>
-          <w:p/>
-        </w:tc>
-      </w:tr>
-      <w:tr>
-        <w:tblPrEx>
-          <w:tblLook w:val="04A0" w:firstRow="1" w:lastRow="0" w:firstColumn="1" w:lastColumn="0" w:noHBand="0" w:noVBand="1"/>
-        </w:tblPrEx>
-        <w:trPr>
-          <w:cantSplit/>
-        </w:trPr>
-        <w:tc>
-          <w:tcPr>
-            <w:tcW w:w="889" w:type="dxa"/>
-            <w:vMerge/>
-            <w:vAlign w:val="center"/>
-          </w:tcPr>
-          <w:p/>
-        </w:tc>
-        <w:tc>
-          <w:tcPr>
-            <w:tcW w:w="1262" w:type="dxa"/>
-          </w:tcPr>
-          <w:p>
-            <w:r>
-              <w:rPr>
-                <w:b/>
-              </w:rPr>
-              <w:t>Fri, July 17, 2026</w:t>
-            </w:r>
-          </w:p>
-        </w:tc>
-        <w:tc>
-          <w:tcPr>
-            <w:tcW w:w="3769" w:type="dxa"/>
-            <w:gridSpan w:val="2"/>
-          </w:tcPr>
-          <w:p>
-            <w:r>
-              <w:t>-</w:t>
-            </w:r>
-          </w:p>
-        </w:tc>
-        <w:tc>
-          <w:tcPr>
-            <w:tcW w:w="2070" w:type="dxa"/>
-          </w:tcPr>
-          <w:p>
-            <w:r>
-              <w:t>-</w:t>
-            </w:r>
-          </w:p>
-        </w:tc>
-        <w:tc>
-          <w:tcPr>
-            <w:tcW w:w="1238" w:type="dxa"/>
-            <w:vAlign w:val="center"/>
-          </w:tcPr>
-          <w:p/>
-        </w:tc>
-        <w:tc>
-          <w:tcPr>
-            <w:tcW w:w="1228" w:type="dxa"/>
-            <w:vAlign w:val="center"/>
-          </w:tcPr>
-          <w:p/>
-        </w:tc>
-      </w:tr>
-      <w:tr>
-        <w:tblPrEx>
-          <w:tblLook w:val="04A0" w:firstRow="1" w:lastRow="0" w:firstColumn="1" w:lastColumn="0" w:noHBand="0" w:noVBand="1"/>
-        </w:tblPrEx>
-        <w:trPr>
-          <w:cantSplit/>
-        </w:trPr>
-        <w:tc>
-          <w:tcPr>
-            <w:tcW w:w="889" w:type="dxa"/>
-            <w:vMerge/>
-            <w:vAlign w:val="center"/>
-          </w:tcPr>
-          <w:p/>
-        </w:tc>
-        <w:tc>
-          <w:tcPr>
-            <w:tcW w:w="1262" w:type="dxa"/>
-          </w:tcPr>
-          <w:p>
-            <w:r>
-              <w:rPr>
-                <w:b/>
-              </w:rPr>
-              <w:t>Sat, July 18, 2026</w:t>
-            </w:r>
-          </w:p>
-        </w:tc>
-        <w:tc>
-          <w:tcPr>
-            <w:tcW w:w="3769" w:type="dxa"/>
-            <w:gridSpan w:val="2"/>
-          </w:tcPr>
-          <w:p>
-            <w:r>
-              <w:t>-</w:t>
-            </w:r>
-          </w:p>
-        </w:tc>
-        <w:tc>
-          <w:tcPr>
-            <w:tcW w:w="2070" w:type="dxa"/>
-          </w:tcPr>
-          <w:p>
-            <w:r>
-              <w:t>-</w:t>
-            </w:r>
-          </w:p>
-        </w:tc>
-        <w:tc>
-          <w:tcPr>
-            <w:tcW w:w="1238" w:type="dxa"/>
-            <w:vAlign w:val="center"/>
-          </w:tcPr>
-          <w:p/>
-        </w:tc>
-        <w:tc>
-          <w:tcPr>
-            <w:tcW w:w="1228" w:type="dxa"/>
-            <w:vAlign w:val="center"/>
-          </w:tcPr>
-          <w:p/>
-        </w:tc>
-      </w:tr>
-      <w:tr>
-        <w:tblPrEx>
-          <w:tblLook w:val="04A0" w:firstRow="1" w:lastRow="0" w:firstColumn="1" w:lastColumn="0" w:noHBand="0" w:noVBand="1"/>
-        </w:tblPrEx>
-        <w:trPr>
-          <w:cantSplit/>
-        </w:trPr>
-        <w:tc>
-          <w:tcPr>
-            <w:tcW w:w="889" w:type="dxa"/>
-            <w:vMerge/>
-            <w:vAlign w:val="center"/>
-          </w:tcPr>
-          <w:p/>
-        </w:tc>
-        <w:tc>
-          <w:tcPr>
-            <w:tcW w:w="1262" w:type="dxa"/>
-          </w:tcPr>
-          <w:p>
-            <w:r>
-              <w:rPr>
-                <w:b/>
-              </w:rPr>
-              <w:t>Sun, July 19, 2026</w:t>
-            </w:r>
-          </w:p>
-        </w:tc>
-        <w:tc>
-          <w:tcPr>
-            <w:tcW w:w="3769" w:type="dxa"/>
-            <w:gridSpan w:val="2"/>
-          </w:tcPr>
-          <w:p>
-            <w:r>
-              <w:t>-</w:t>
-            </w:r>
-          </w:p>
-        </w:tc>
-        <w:tc>
-          <w:tcPr>
-            <w:tcW w:w="2070" w:type="dxa"/>
-          </w:tcPr>
-          <w:p>
-            <w:r>
-              <w:t>-</w:t>
-            </w:r>
-          </w:p>
-        </w:tc>
-        <w:tc>
-          <w:tcPr>
-            <w:tcW w:w="1238" w:type="dxa"/>
-            <w:vAlign w:val="center"/>
-          </w:tcPr>
-          <w:p/>
-        </w:tc>
-        <w:tc>
-          <w:tcPr>
-            <w:tcW w:w="1228" w:type="dxa"/>
-            <w:vAlign w:val="center"/>
-          </w:tcPr>
-          <w:p/>
         </w:tc>
       </w:tr>
     </w:tbl>
@@ -9978,9 +9297,6 @@
             <w:vAlign w:val="center"/>
           </w:tcPr>
           <w:p>
-            <w:pPr>
-              <w:jc w:val="center"/>
-            </w:pPr>
             <w:r>
               <w:rPr>
                 <w:b/>
@@ -18647,6 +17963,7 @@
   <w:style w:type="character" w:default="1" w:styleId="DefaultParagraphFont">
     <w:name w:val="Default Paragraph Font"/>
     <w:uiPriority w:val="1"/>
+    <w:semiHidden/>
     <w:unhideWhenUsed/>
   </w:style>
   <w:style w:type="table" w:default="1" w:styleId="TableNormal">

--- a/Internship Daily Diary - Aryan Barbate.docx
+++ b/Internship Daily Diary - Aryan Barbate.docx
@@ -9023,7 +9023,7 @@
               <w:spacing w:after="200" w:line="276" w:lineRule="auto"/>
             </w:pPr>
             <w:r>
-              <w:t>-</w:t>
+              <w:t xml:space="preserve">Basics of the Bootstrap CSS library for the web development </w:t>
             </w:r>
           </w:p>
         </w:tc>
@@ -9254,10 +9254,6 @@
       <w:pPr>
         <w:pageBreakBefore/>
       </w:pPr>
-      <w:r>
-        <w:lastRenderedPageBreak/>
-        <w:br w:type="page"/>
-      </w:r>
     </w:p>
     <w:tbl>
       <w:tblPr>
@@ -9268,11 +9264,12 @@
       </w:tblPr>
       <w:tblGrid>
         <w:gridCol w:w="889"/>
-        <w:gridCol w:w="1262"/>
-        <w:gridCol w:w="3738"/>
-        <w:gridCol w:w="2101"/>
-        <w:gridCol w:w="1238"/>
-        <w:gridCol w:w="1228"/>
+        <w:gridCol w:w="1346"/>
+        <w:gridCol w:w="3654"/>
+        <w:gridCol w:w="31"/>
+        <w:gridCol w:w="2126"/>
+        <w:gridCol w:w="1276"/>
+        <w:gridCol w:w="1134"/>
       </w:tblGrid>
       <w:tr>
         <w:trPr>
@@ -9281,52 +9278,23 @@
         </w:trPr>
         <w:tc>
           <w:tcPr>
-            <w:tcW w:w="889" w:type="dxa"/>
-            <w:tcBorders>
-              <w:top w:val="single" w:sz="4" w:space="0" w:color="auto"/>
-              <w:left w:val="single" w:sz="4" w:space="0" w:color="auto"/>
-              <w:bottom w:val="single" w:sz="4" w:space="0" w:color="auto"/>
-              <w:right w:val="single" w:sz="4" w:space="0" w:color="auto"/>
-            </w:tcBorders>
-            <w:tcMar>
-              <w:top w:w="0" w:type="dxa"/>
-              <w:left w:w="108" w:type="dxa"/>
-              <w:bottom w:w="0" w:type="dxa"/>
-              <w:right w:w="108" w:type="dxa"/>
-            </w:tcMar>
-            <w:vAlign w:val="center"/>
-          </w:tcPr>
-          <w:p>
-            <w:r>
-              <w:rPr>
-                <w:b/>
-              </w:rPr>
-              <w:lastRenderedPageBreak/>
-              <w:t>Weeks</w:t>
-            </w:r>
-          </w:p>
-        </w:tc>
-        <w:tc>
-          <w:tcPr>
-            <w:tcW w:w="1262" w:type="dxa"/>
-            <w:tcBorders>
-              <w:top w:val="single" w:sz="4" w:space="0" w:color="auto"/>
-              <w:left w:val="single" w:sz="4" w:space="0" w:color="auto"/>
-              <w:bottom w:val="single" w:sz="4" w:space="0" w:color="auto"/>
-              <w:right w:val="single" w:sz="4" w:space="0" w:color="auto"/>
-            </w:tcBorders>
-            <w:tcMar>
-              <w:top w:w="0" w:type="dxa"/>
-              <w:left w:w="108" w:type="dxa"/>
-              <w:bottom w:w="0" w:type="dxa"/>
-              <w:right w:w="108" w:type="dxa"/>
-            </w:tcMar>
-            <w:vAlign w:val="center"/>
-          </w:tcPr>
-          <w:p>
-            <w:pPr>
-              <w:jc w:val="center"/>
-            </w:pPr>
+            <w:tcW w:w="2235" w:type="dxa"/>
+            <w:gridSpan w:val="2"/>
+            <w:tcBorders>
+              <w:top w:val="single" w:sz="4" w:space="0" w:color="auto"/>
+              <w:left w:val="single" w:sz="4" w:space="0" w:color="auto"/>
+              <w:bottom w:val="single" w:sz="4" w:space="0" w:color="auto"/>
+              <w:right w:val="single" w:sz="4" w:space="0" w:color="auto"/>
+            </w:tcBorders>
+            <w:tcMar>
+              <w:top w:w="0" w:type="dxa"/>
+              <w:left w:w="108" w:type="dxa"/>
+              <w:bottom w:w="0" w:type="dxa"/>
+              <w:right w:w="108" w:type="dxa"/>
+            </w:tcMar>
+            <w:vAlign w:val="center"/>
+          </w:tcPr>
+          <w:p>
             <w:r>
               <w:rPr>
                 <w:b/>
@@ -9337,7 +9305,8 @@
         </w:tc>
         <w:tc>
           <w:tcPr>
-            <w:tcW w:w="3738" w:type="dxa"/>
+            <w:tcW w:w="3685" w:type="dxa"/>
+            <w:gridSpan w:val="2"/>
             <w:tcBorders>
               <w:top w:val="single" w:sz="4" w:space="0" w:color="auto"/>
               <w:left w:val="single" w:sz="4" w:space="0" w:color="auto"/>
@@ -9366,7 +9335,7 @@
         </w:tc>
         <w:tc>
           <w:tcPr>
-            <w:tcW w:w="2101" w:type="dxa"/>
+            <w:tcW w:w="2126" w:type="dxa"/>
             <w:tcBorders>
               <w:top w:val="single" w:sz="4" w:space="0" w:color="auto"/>
               <w:left w:val="single" w:sz="4" w:space="0" w:color="auto"/>
@@ -9395,7 +9364,7 @@
         </w:tc>
         <w:tc>
           <w:tcPr>
-            <w:tcW w:w="1238" w:type="dxa"/>
+            <w:tcW w:w="1276" w:type="dxa"/>
             <w:tcBorders>
               <w:top w:val="single" w:sz="4" w:space="0" w:color="auto"/>
               <w:left w:val="single" w:sz="4" w:space="0" w:color="auto"/>
@@ -9424,7 +9393,7 @@
         </w:tc>
         <w:tc>
           <w:tcPr>
-            <w:tcW w:w="1228" w:type="dxa"/>
+            <w:tcW w:w="1134" w:type="dxa"/>
             <w:tcBorders>
               <w:top w:val="single" w:sz="4" w:space="0" w:color="auto"/>
               <w:left w:val="single" w:sz="4" w:space="0" w:color="auto"/>
@@ -9488,7 +9457,7 @@
         </w:tc>
         <w:tc>
           <w:tcPr>
-            <w:tcW w:w="1262" w:type="dxa"/>
+            <w:tcW w:w="1346" w:type="dxa"/>
             <w:tcBorders>
               <w:top w:val="single" w:sz="4" w:space="0" w:color="auto"/>
               <w:left w:val="single" w:sz="4" w:space="0" w:color="auto"/>
@@ -9516,7 +9485,7 @@
         </w:tc>
         <w:tc>
           <w:tcPr>
-            <w:tcW w:w="3738" w:type="dxa"/>
+            <w:tcW w:w="3654" w:type="dxa"/>
             <w:tcBorders>
               <w:top w:val="single" w:sz="4" w:space="0" w:color="auto"/>
               <w:left w:val="single" w:sz="4" w:space="0" w:color="auto"/>
@@ -9541,7 +9510,8 @@
         </w:tc>
         <w:tc>
           <w:tcPr>
-            <w:tcW w:w="2101" w:type="dxa"/>
+            <w:tcW w:w="2157" w:type="dxa"/>
+            <w:gridSpan w:val="2"/>
             <w:tcBorders>
               <w:top w:val="single" w:sz="4" w:space="0" w:color="auto"/>
               <w:left w:val="single" w:sz="4" w:space="0" w:color="auto"/>
@@ -9566,30 +9536,30 @@
         </w:tc>
         <w:tc>
           <w:tcPr>
-            <w:tcW w:w="1238" w:type="dxa"/>
-            <w:tcBorders>
-              <w:top w:val="single" w:sz="4" w:space="0" w:color="auto"/>
-              <w:left w:val="single" w:sz="4" w:space="0" w:color="auto"/>
-              <w:bottom w:val="single" w:sz="4" w:space="0" w:color="auto"/>
-              <w:right w:val="single" w:sz="4" w:space="0" w:color="auto"/>
-            </w:tcBorders>
-            <w:tcMar>
-              <w:top w:w="0" w:type="dxa"/>
-              <w:left w:w="108" w:type="dxa"/>
-              <w:bottom w:w="0" w:type="dxa"/>
-              <w:right w:w="108" w:type="dxa"/>
-            </w:tcMar>
-            <w:vAlign w:val="center"/>
-          </w:tcPr>
-          <w:p>
-            <w:pPr>
-              <w:spacing w:after="200" w:line="276" w:lineRule="auto"/>
-            </w:pPr>
-          </w:p>
-        </w:tc>
-        <w:tc>
-          <w:tcPr>
-            <w:tcW w:w="1228" w:type="dxa"/>
+            <w:tcW w:w="1276" w:type="dxa"/>
+            <w:tcBorders>
+              <w:top w:val="single" w:sz="4" w:space="0" w:color="auto"/>
+              <w:left w:val="single" w:sz="4" w:space="0" w:color="auto"/>
+              <w:bottom w:val="single" w:sz="4" w:space="0" w:color="auto"/>
+              <w:right w:val="single" w:sz="4" w:space="0" w:color="auto"/>
+            </w:tcBorders>
+            <w:tcMar>
+              <w:top w:w="0" w:type="dxa"/>
+              <w:left w:w="108" w:type="dxa"/>
+              <w:bottom w:w="0" w:type="dxa"/>
+              <w:right w:w="108" w:type="dxa"/>
+            </w:tcMar>
+            <w:vAlign w:val="center"/>
+          </w:tcPr>
+          <w:p>
+            <w:pPr>
+              <w:spacing w:after="200" w:line="276" w:lineRule="auto"/>
+            </w:pPr>
+          </w:p>
+        </w:tc>
+        <w:tc>
+          <w:tcPr>
+            <w:tcW w:w="1134" w:type="dxa"/>
             <w:tcBorders>
               <w:top w:val="single" w:sz="4" w:space="0" w:color="auto"/>
               <w:left w:val="single" w:sz="4" w:space="0" w:color="auto"/>
@@ -9637,7 +9607,7 @@
         </w:tc>
         <w:tc>
           <w:tcPr>
-            <w:tcW w:w="1262" w:type="dxa"/>
+            <w:tcW w:w="1346" w:type="dxa"/>
             <w:tcBorders>
               <w:top w:val="single" w:sz="4" w:space="0" w:color="auto"/>
               <w:left w:val="single" w:sz="4" w:space="0" w:color="auto"/>
@@ -9665,7 +9635,7 @@
         </w:tc>
         <w:tc>
           <w:tcPr>
-            <w:tcW w:w="3738" w:type="dxa"/>
+            <w:tcW w:w="3654" w:type="dxa"/>
             <w:tcBorders>
               <w:top w:val="single" w:sz="4" w:space="0" w:color="auto"/>
               <w:left w:val="single" w:sz="4" w:space="0" w:color="auto"/>
@@ -9690,7 +9660,8 @@
         </w:tc>
         <w:tc>
           <w:tcPr>
-            <w:tcW w:w="2101" w:type="dxa"/>
+            <w:tcW w:w="2157" w:type="dxa"/>
+            <w:gridSpan w:val="2"/>
             <w:tcBorders>
               <w:top w:val="single" w:sz="4" w:space="0" w:color="auto"/>
               <w:left w:val="single" w:sz="4" w:space="0" w:color="auto"/>
@@ -9715,30 +9686,30 @@
         </w:tc>
         <w:tc>
           <w:tcPr>
-            <w:tcW w:w="1238" w:type="dxa"/>
-            <w:tcBorders>
-              <w:top w:val="single" w:sz="4" w:space="0" w:color="auto"/>
-              <w:left w:val="single" w:sz="4" w:space="0" w:color="auto"/>
-              <w:bottom w:val="single" w:sz="4" w:space="0" w:color="auto"/>
-              <w:right w:val="single" w:sz="4" w:space="0" w:color="auto"/>
-            </w:tcBorders>
-            <w:tcMar>
-              <w:top w:w="0" w:type="dxa"/>
-              <w:left w:w="108" w:type="dxa"/>
-              <w:bottom w:w="0" w:type="dxa"/>
-              <w:right w:w="108" w:type="dxa"/>
-            </w:tcMar>
-            <w:vAlign w:val="center"/>
-          </w:tcPr>
-          <w:p>
-            <w:pPr>
-              <w:spacing w:after="200" w:line="276" w:lineRule="auto"/>
-            </w:pPr>
-          </w:p>
-        </w:tc>
-        <w:tc>
-          <w:tcPr>
-            <w:tcW w:w="1228" w:type="dxa"/>
+            <w:tcW w:w="1276" w:type="dxa"/>
+            <w:tcBorders>
+              <w:top w:val="single" w:sz="4" w:space="0" w:color="auto"/>
+              <w:left w:val="single" w:sz="4" w:space="0" w:color="auto"/>
+              <w:bottom w:val="single" w:sz="4" w:space="0" w:color="auto"/>
+              <w:right w:val="single" w:sz="4" w:space="0" w:color="auto"/>
+            </w:tcBorders>
+            <w:tcMar>
+              <w:top w:w="0" w:type="dxa"/>
+              <w:left w:w="108" w:type="dxa"/>
+              <w:bottom w:w="0" w:type="dxa"/>
+              <w:right w:w="108" w:type="dxa"/>
+            </w:tcMar>
+            <w:vAlign w:val="center"/>
+          </w:tcPr>
+          <w:p>
+            <w:pPr>
+              <w:spacing w:after="200" w:line="276" w:lineRule="auto"/>
+            </w:pPr>
+          </w:p>
+        </w:tc>
+        <w:tc>
+          <w:tcPr>
+            <w:tcW w:w="1134" w:type="dxa"/>
             <w:tcBorders>
               <w:top w:val="single" w:sz="4" w:space="0" w:color="auto"/>
               <w:left w:val="single" w:sz="4" w:space="0" w:color="auto"/>
@@ -9786,7 +9757,7 @@
         </w:tc>
         <w:tc>
           <w:tcPr>
-            <w:tcW w:w="1262" w:type="dxa"/>
+            <w:tcW w:w="1346" w:type="dxa"/>
             <w:tcBorders>
               <w:top w:val="single" w:sz="4" w:space="0" w:color="auto"/>
               <w:left w:val="single" w:sz="4" w:space="0" w:color="auto"/>
@@ -9814,7 +9785,7 @@
         </w:tc>
         <w:tc>
           <w:tcPr>
-            <w:tcW w:w="3738" w:type="dxa"/>
+            <w:tcW w:w="3654" w:type="dxa"/>
             <w:tcBorders>
               <w:top w:val="single" w:sz="4" w:space="0" w:color="auto"/>
               <w:left w:val="single" w:sz="4" w:space="0" w:color="auto"/>
@@ -9839,7 +9810,8 @@
         </w:tc>
         <w:tc>
           <w:tcPr>
-            <w:tcW w:w="2101" w:type="dxa"/>
+            <w:tcW w:w="2157" w:type="dxa"/>
+            <w:gridSpan w:val="2"/>
             <w:tcBorders>
               <w:top w:val="single" w:sz="4" w:space="0" w:color="auto"/>
               <w:left w:val="single" w:sz="4" w:space="0" w:color="auto"/>
@@ -9864,30 +9836,30 @@
         </w:tc>
         <w:tc>
           <w:tcPr>
-            <w:tcW w:w="1238" w:type="dxa"/>
-            <w:tcBorders>
-              <w:top w:val="single" w:sz="4" w:space="0" w:color="auto"/>
-              <w:left w:val="single" w:sz="4" w:space="0" w:color="auto"/>
-              <w:bottom w:val="single" w:sz="4" w:space="0" w:color="auto"/>
-              <w:right w:val="single" w:sz="4" w:space="0" w:color="auto"/>
-            </w:tcBorders>
-            <w:tcMar>
-              <w:top w:w="0" w:type="dxa"/>
-              <w:left w:w="108" w:type="dxa"/>
-              <w:bottom w:w="0" w:type="dxa"/>
-              <w:right w:w="108" w:type="dxa"/>
-            </w:tcMar>
-            <w:vAlign w:val="center"/>
-          </w:tcPr>
-          <w:p>
-            <w:pPr>
-              <w:spacing w:after="200" w:line="276" w:lineRule="auto"/>
-            </w:pPr>
-          </w:p>
-        </w:tc>
-        <w:tc>
-          <w:tcPr>
-            <w:tcW w:w="1228" w:type="dxa"/>
+            <w:tcW w:w="1276" w:type="dxa"/>
+            <w:tcBorders>
+              <w:top w:val="single" w:sz="4" w:space="0" w:color="auto"/>
+              <w:left w:val="single" w:sz="4" w:space="0" w:color="auto"/>
+              <w:bottom w:val="single" w:sz="4" w:space="0" w:color="auto"/>
+              <w:right w:val="single" w:sz="4" w:space="0" w:color="auto"/>
+            </w:tcBorders>
+            <w:tcMar>
+              <w:top w:w="0" w:type="dxa"/>
+              <w:left w:w="108" w:type="dxa"/>
+              <w:bottom w:w="0" w:type="dxa"/>
+              <w:right w:w="108" w:type="dxa"/>
+            </w:tcMar>
+            <w:vAlign w:val="center"/>
+          </w:tcPr>
+          <w:p>
+            <w:pPr>
+              <w:spacing w:after="200" w:line="276" w:lineRule="auto"/>
+            </w:pPr>
+          </w:p>
+        </w:tc>
+        <w:tc>
+          <w:tcPr>
+            <w:tcW w:w="1134" w:type="dxa"/>
             <w:tcBorders>
               <w:top w:val="single" w:sz="4" w:space="0" w:color="auto"/>
               <w:left w:val="single" w:sz="4" w:space="0" w:color="auto"/>
@@ -9935,7 +9907,7 @@
         </w:tc>
         <w:tc>
           <w:tcPr>
-            <w:tcW w:w="1262" w:type="dxa"/>
+            <w:tcW w:w="1346" w:type="dxa"/>
             <w:tcBorders>
               <w:top w:val="single" w:sz="4" w:space="0" w:color="auto"/>
               <w:left w:val="single" w:sz="4" w:space="0" w:color="auto"/>
@@ -9963,7 +9935,7 @@
         </w:tc>
         <w:tc>
           <w:tcPr>
-            <w:tcW w:w="3738" w:type="dxa"/>
+            <w:tcW w:w="3654" w:type="dxa"/>
             <w:tcBorders>
               <w:top w:val="single" w:sz="4" w:space="0" w:color="auto"/>
               <w:left w:val="single" w:sz="4" w:space="0" w:color="auto"/>
@@ -9988,7 +9960,8 @@
         </w:tc>
         <w:tc>
           <w:tcPr>
-            <w:tcW w:w="2101" w:type="dxa"/>
+            <w:tcW w:w="2157" w:type="dxa"/>
+            <w:gridSpan w:val="2"/>
             <w:tcBorders>
               <w:top w:val="single" w:sz="4" w:space="0" w:color="auto"/>
               <w:left w:val="single" w:sz="4" w:space="0" w:color="auto"/>
@@ -10013,30 +9986,30 @@
         </w:tc>
         <w:tc>
           <w:tcPr>
-            <w:tcW w:w="1238" w:type="dxa"/>
-            <w:tcBorders>
-              <w:top w:val="single" w:sz="4" w:space="0" w:color="auto"/>
-              <w:left w:val="single" w:sz="4" w:space="0" w:color="auto"/>
-              <w:bottom w:val="single" w:sz="4" w:space="0" w:color="auto"/>
-              <w:right w:val="single" w:sz="4" w:space="0" w:color="auto"/>
-            </w:tcBorders>
-            <w:tcMar>
-              <w:top w:w="0" w:type="dxa"/>
-              <w:left w:w="108" w:type="dxa"/>
-              <w:bottom w:w="0" w:type="dxa"/>
-              <w:right w:w="108" w:type="dxa"/>
-            </w:tcMar>
-            <w:vAlign w:val="center"/>
-          </w:tcPr>
-          <w:p>
-            <w:pPr>
-              <w:spacing w:after="200" w:line="276" w:lineRule="auto"/>
-            </w:pPr>
-          </w:p>
-        </w:tc>
-        <w:tc>
-          <w:tcPr>
-            <w:tcW w:w="1228" w:type="dxa"/>
+            <w:tcW w:w="1276" w:type="dxa"/>
+            <w:tcBorders>
+              <w:top w:val="single" w:sz="4" w:space="0" w:color="auto"/>
+              <w:left w:val="single" w:sz="4" w:space="0" w:color="auto"/>
+              <w:bottom w:val="single" w:sz="4" w:space="0" w:color="auto"/>
+              <w:right w:val="single" w:sz="4" w:space="0" w:color="auto"/>
+            </w:tcBorders>
+            <w:tcMar>
+              <w:top w:w="0" w:type="dxa"/>
+              <w:left w:w="108" w:type="dxa"/>
+              <w:bottom w:w="0" w:type="dxa"/>
+              <w:right w:w="108" w:type="dxa"/>
+            </w:tcMar>
+            <w:vAlign w:val="center"/>
+          </w:tcPr>
+          <w:p>
+            <w:pPr>
+              <w:spacing w:after="200" w:line="276" w:lineRule="auto"/>
+            </w:pPr>
+          </w:p>
+        </w:tc>
+        <w:tc>
+          <w:tcPr>
+            <w:tcW w:w="1134" w:type="dxa"/>
             <w:tcBorders>
               <w:top w:val="single" w:sz="4" w:space="0" w:color="auto"/>
               <w:left w:val="single" w:sz="4" w:space="0" w:color="auto"/>
@@ -10084,7 +10057,7 @@
         </w:tc>
         <w:tc>
           <w:tcPr>
-            <w:tcW w:w="1262" w:type="dxa"/>
+            <w:tcW w:w="1346" w:type="dxa"/>
             <w:tcBorders>
               <w:top w:val="single" w:sz="4" w:space="0" w:color="auto"/>
               <w:left w:val="single" w:sz="4" w:space="0" w:color="auto"/>
@@ -10112,7 +10085,7 @@
         </w:tc>
         <w:tc>
           <w:tcPr>
-            <w:tcW w:w="3738" w:type="dxa"/>
+            <w:tcW w:w="3654" w:type="dxa"/>
             <w:tcBorders>
               <w:top w:val="single" w:sz="4" w:space="0" w:color="auto"/>
               <w:left w:val="single" w:sz="4" w:space="0" w:color="auto"/>
@@ -10137,7 +10110,8 @@
         </w:tc>
         <w:tc>
           <w:tcPr>
-            <w:tcW w:w="2101" w:type="dxa"/>
+            <w:tcW w:w="2157" w:type="dxa"/>
+            <w:gridSpan w:val="2"/>
             <w:tcBorders>
               <w:top w:val="single" w:sz="4" w:space="0" w:color="auto"/>
               <w:left w:val="single" w:sz="4" w:space="0" w:color="auto"/>
@@ -10162,30 +10136,30 @@
         </w:tc>
         <w:tc>
           <w:tcPr>
-            <w:tcW w:w="1238" w:type="dxa"/>
-            <w:tcBorders>
-              <w:top w:val="single" w:sz="4" w:space="0" w:color="auto"/>
-              <w:left w:val="single" w:sz="4" w:space="0" w:color="auto"/>
-              <w:bottom w:val="single" w:sz="4" w:space="0" w:color="auto"/>
-              <w:right w:val="single" w:sz="4" w:space="0" w:color="auto"/>
-            </w:tcBorders>
-            <w:tcMar>
-              <w:top w:w="0" w:type="dxa"/>
-              <w:left w:w="108" w:type="dxa"/>
-              <w:bottom w:w="0" w:type="dxa"/>
-              <w:right w:w="108" w:type="dxa"/>
-            </w:tcMar>
-            <w:vAlign w:val="center"/>
-          </w:tcPr>
-          <w:p>
-            <w:pPr>
-              <w:spacing w:after="200" w:line="276" w:lineRule="auto"/>
-            </w:pPr>
-          </w:p>
-        </w:tc>
-        <w:tc>
-          <w:tcPr>
-            <w:tcW w:w="1228" w:type="dxa"/>
+            <w:tcW w:w="1276" w:type="dxa"/>
+            <w:tcBorders>
+              <w:top w:val="single" w:sz="4" w:space="0" w:color="auto"/>
+              <w:left w:val="single" w:sz="4" w:space="0" w:color="auto"/>
+              <w:bottom w:val="single" w:sz="4" w:space="0" w:color="auto"/>
+              <w:right w:val="single" w:sz="4" w:space="0" w:color="auto"/>
+            </w:tcBorders>
+            <w:tcMar>
+              <w:top w:w="0" w:type="dxa"/>
+              <w:left w:w="108" w:type="dxa"/>
+              <w:bottom w:w="0" w:type="dxa"/>
+              <w:right w:w="108" w:type="dxa"/>
+            </w:tcMar>
+            <w:vAlign w:val="center"/>
+          </w:tcPr>
+          <w:p>
+            <w:pPr>
+              <w:spacing w:after="200" w:line="276" w:lineRule="auto"/>
+            </w:pPr>
+          </w:p>
+        </w:tc>
+        <w:tc>
+          <w:tcPr>
+            <w:tcW w:w="1134" w:type="dxa"/>
             <w:tcBorders>
               <w:top w:val="single" w:sz="4" w:space="0" w:color="auto"/>
               <w:left w:val="single" w:sz="4" w:space="0" w:color="auto"/>
@@ -10233,7 +10207,7 @@
         </w:tc>
         <w:tc>
           <w:tcPr>
-            <w:tcW w:w="1262" w:type="dxa"/>
+            <w:tcW w:w="1346" w:type="dxa"/>
             <w:tcBorders>
               <w:top w:val="single" w:sz="4" w:space="0" w:color="auto"/>
               <w:left w:val="single" w:sz="4" w:space="0" w:color="auto"/>
@@ -10261,7 +10235,7 @@
         </w:tc>
         <w:tc>
           <w:tcPr>
-            <w:tcW w:w="3738" w:type="dxa"/>
+            <w:tcW w:w="3654" w:type="dxa"/>
             <w:tcBorders>
               <w:top w:val="single" w:sz="4" w:space="0" w:color="auto"/>
               <w:left w:val="single" w:sz="4" w:space="0" w:color="auto"/>
@@ -10286,7 +10260,8 @@
         </w:tc>
         <w:tc>
           <w:tcPr>
-            <w:tcW w:w="2101" w:type="dxa"/>
+            <w:tcW w:w="2157" w:type="dxa"/>
+            <w:gridSpan w:val="2"/>
             <w:tcBorders>
               <w:top w:val="single" w:sz="4" w:space="0" w:color="auto"/>
               <w:left w:val="single" w:sz="4" w:space="0" w:color="auto"/>
@@ -10311,30 +10286,30 @@
         </w:tc>
         <w:tc>
           <w:tcPr>
-            <w:tcW w:w="1238" w:type="dxa"/>
-            <w:tcBorders>
-              <w:top w:val="single" w:sz="4" w:space="0" w:color="auto"/>
-              <w:left w:val="single" w:sz="4" w:space="0" w:color="auto"/>
-              <w:bottom w:val="single" w:sz="4" w:space="0" w:color="auto"/>
-              <w:right w:val="single" w:sz="4" w:space="0" w:color="auto"/>
-            </w:tcBorders>
-            <w:tcMar>
-              <w:top w:w="0" w:type="dxa"/>
-              <w:left w:w="108" w:type="dxa"/>
-              <w:bottom w:w="0" w:type="dxa"/>
-              <w:right w:w="108" w:type="dxa"/>
-            </w:tcMar>
-            <w:vAlign w:val="center"/>
-          </w:tcPr>
-          <w:p>
-            <w:pPr>
-              <w:spacing w:after="200" w:line="276" w:lineRule="auto"/>
-            </w:pPr>
-          </w:p>
-        </w:tc>
-        <w:tc>
-          <w:tcPr>
-            <w:tcW w:w="1228" w:type="dxa"/>
+            <w:tcW w:w="1276" w:type="dxa"/>
+            <w:tcBorders>
+              <w:top w:val="single" w:sz="4" w:space="0" w:color="auto"/>
+              <w:left w:val="single" w:sz="4" w:space="0" w:color="auto"/>
+              <w:bottom w:val="single" w:sz="4" w:space="0" w:color="auto"/>
+              <w:right w:val="single" w:sz="4" w:space="0" w:color="auto"/>
+            </w:tcBorders>
+            <w:tcMar>
+              <w:top w:w="0" w:type="dxa"/>
+              <w:left w:w="108" w:type="dxa"/>
+              <w:bottom w:w="0" w:type="dxa"/>
+              <w:right w:w="108" w:type="dxa"/>
+            </w:tcMar>
+            <w:vAlign w:val="center"/>
+          </w:tcPr>
+          <w:p>
+            <w:pPr>
+              <w:spacing w:after="200" w:line="276" w:lineRule="auto"/>
+            </w:pPr>
+          </w:p>
+        </w:tc>
+        <w:tc>
+          <w:tcPr>
+            <w:tcW w:w="1134" w:type="dxa"/>
             <w:tcBorders>
               <w:top w:val="single" w:sz="4" w:space="0" w:color="auto"/>
               <w:left w:val="single" w:sz="4" w:space="0" w:color="auto"/>
@@ -10382,7 +10357,7 @@
         </w:tc>
         <w:tc>
           <w:tcPr>
-            <w:tcW w:w="1262" w:type="dxa"/>
+            <w:tcW w:w="1346" w:type="dxa"/>
             <w:tcBorders>
               <w:top w:val="single" w:sz="4" w:space="0" w:color="auto"/>
               <w:left w:val="single" w:sz="4" w:space="0" w:color="auto"/>
@@ -10410,7 +10385,7 @@
         </w:tc>
         <w:tc>
           <w:tcPr>
-            <w:tcW w:w="3738" w:type="dxa"/>
+            <w:tcW w:w="3654" w:type="dxa"/>
             <w:tcBorders>
               <w:top w:val="single" w:sz="4" w:space="0" w:color="auto"/>
               <w:left w:val="single" w:sz="4" w:space="0" w:color="auto"/>
@@ -10435,7 +10410,8 @@
         </w:tc>
         <w:tc>
           <w:tcPr>
-            <w:tcW w:w="2101" w:type="dxa"/>
+            <w:tcW w:w="2157" w:type="dxa"/>
+            <w:gridSpan w:val="2"/>
             <w:tcBorders>
               <w:top w:val="single" w:sz="4" w:space="0" w:color="auto"/>
               <w:left w:val="single" w:sz="4" w:space="0" w:color="auto"/>
@@ -10460,30 +10436,30 @@
         </w:tc>
         <w:tc>
           <w:tcPr>
-            <w:tcW w:w="1238" w:type="dxa"/>
-            <w:tcBorders>
-              <w:top w:val="single" w:sz="4" w:space="0" w:color="auto"/>
-              <w:left w:val="single" w:sz="4" w:space="0" w:color="auto"/>
-              <w:bottom w:val="single" w:sz="4" w:space="0" w:color="auto"/>
-              <w:right w:val="single" w:sz="4" w:space="0" w:color="auto"/>
-            </w:tcBorders>
-            <w:tcMar>
-              <w:top w:w="0" w:type="dxa"/>
-              <w:left w:w="108" w:type="dxa"/>
-              <w:bottom w:w="0" w:type="dxa"/>
-              <w:right w:w="108" w:type="dxa"/>
-            </w:tcMar>
-            <w:vAlign w:val="center"/>
-          </w:tcPr>
-          <w:p>
-            <w:pPr>
-              <w:spacing w:after="200" w:line="276" w:lineRule="auto"/>
-            </w:pPr>
-          </w:p>
-        </w:tc>
-        <w:tc>
-          <w:tcPr>
-            <w:tcW w:w="1228" w:type="dxa"/>
+            <w:tcW w:w="1276" w:type="dxa"/>
+            <w:tcBorders>
+              <w:top w:val="single" w:sz="4" w:space="0" w:color="auto"/>
+              <w:left w:val="single" w:sz="4" w:space="0" w:color="auto"/>
+              <w:bottom w:val="single" w:sz="4" w:space="0" w:color="auto"/>
+              <w:right w:val="single" w:sz="4" w:space="0" w:color="auto"/>
+            </w:tcBorders>
+            <w:tcMar>
+              <w:top w:w="0" w:type="dxa"/>
+              <w:left w:w="108" w:type="dxa"/>
+              <w:bottom w:w="0" w:type="dxa"/>
+              <w:right w:w="108" w:type="dxa"/>
+            </w:tcMar>
+            <w:vAlign w:val="center"/>
+          </w:tcPr>
+          <w:p>
+            <w:pPr>
+              <w:spacing w:after="200" w:line="276" w:lineRule="auto"/>
+            </w:pPr>
+          </w:p>
+        </w:tc>
+        <w:tc>
+          <w:tcPr>
+            <w:tcW w:w="1134" w:type="dxa"/>
             <w:tcBorders>
               <w:top w:val="single" w:sz="4" w:space="0" w:color="auto"/>
               <w:left w:val="single" w:sz="4" w:space="0" w:color="auto"/>

--- a/Internship Daily Diary - Aryan Barbate.docx
+++ b/Internship Daily Diary - Aryan Barbate.docx
@@ -9504,7 +9504,21 @@
               <w:spacing w:after="200" w:line="276" w:lineRule="auto"/>
             </w:pPr>
             <w:r>
-              <w:t>-</w:t>
+              <w:t> </w:t>
+            </w:r>
+            <w:r>
+              <w:t xml:space="preserve">Basics of the React Routing - </w:t>
+            </w:r>
+            <w:r>
+              <w:t>Used </w:t>
+            </w:r>
+            <w:proofErr w:type="spellStart"/>
+            <w:r>
+              <w:t>BrowserRouter</w:t>
+            </w:r>
+            <w:proofErr w:type="spellEnd"/>
+            <w:r>
+              <w:t>, Routes, Route, and Link components to navigate between pages without full reloads. Styled the layout with Tailwind CSS</w:t>
             </w:r>
           </w:p>
         </w:tc>
@@ -9530,7 +9544,29 @@
               <w:spacing w:after="200" w:line="276" w:lineRule="auto"/>
             </w:pPr>
             <w:r>
-              <w:t>-</w:t>
+              <w:rPr>
+                <w:b/>
+                <w:bCs/>
+              </w:rPr>
+              <w:t>Task:</w:t>
+            </w:r>
+            <w:r>
+              <w:rPr>
+                <w:b/>
+                <w:bCs/>
+              </w:rPr>
+              <w:t xml:space="preserve"> </w:t>
+            </w:r>
+            <w:r>
+              <w:t xml:space="preserve">Apply the </w:t>
+            </w:r>
+            <w:proofErr w:type="spellStart"/>
+            <w:r>
+              <w:t>tailwindcss</w:t>
+            </w:r>
+            <w:proofErr w:type="spellEnd"/>
+            <w:r>
+              <w:t xml:space="preserve"> to the Navbar project</w:t>
             </w:r>
           </w:p>
         </w:tc>
@@ -17939,7 +17975,6 @@
   <w:style w:type="character" w:default="1" w:styleId="DefaultParagraphFont">
     <w:name w:val="Default Paragraph Font"/>
     <w:uiPriority w:val="1"/>
-    <w:semiHidden/>
     <w:unhideWhenUsed/>
   </w:style>
   <w:style w:type="table" w:default="1" w:styleId="TableNormal">

--- a/Internship Daily Diary - Aryan Barbate.docx
+++ b/Internship Daily Diary - Aryan Barbate.docx
@@ -9504,21 +9504,7 @@
               <w:spacing w:after="200" w:line="276" w:lineRule="auto"/>
             </w:pPr>
             <w:r>
-              <w:t> </w:t>
-            </w:r>
-            <w:r>
-              <w:t xml:space="preserve">Basics of the React Routing - </w:t>
-            </w:r>
-            <w:r>
-              <w:t>Used </w:t>
-            </w:r>
-            <w:proofErr w:type="spellStart"/>
-            <w:r>
-              <w:t>BrowserRouter</w:t>
-            </w:r>
-            <w:proofErr w:type="spellEnd"/>
-            <w:r>
-              <w:t>, Routes, Route, and Link components to navigate between pages without full reloads. Styled the layout with Tailwind CSS</w:t>
+              <w:t>-</w:t>
             </w:r>
           </w:p>
         </w:tc>
@@ -9544,29 +9530,7 @@
               <w:spacing w:after="200" w:line="276" w:lineRule="auto"/>
             </w:pPr>
             <w:r>
-              <w:rPr>
-                <w:b/>
-                <w:bCs/>
-              </w:rPr>
-              <w:t>Task:</w:t>
-            </w:r>
-            <w:r>
-              <w:rPr>
-                <w:b/>
-                <w:bCs/>
-              </w:rPr>
-              <w:t xml:space="preserve"> </w:t>
-            </w:r>
-            <w:r>
-              <w:t xml:space="preserve">Apply the </w:t>
-            </w:r>
-            <w:proofErr w:type="spellStart"/>
-            <w:r>
-              <w:t>tailwindcss</w:t>
-            </w:r>
-            <w:proofErr w:type="spellEnd"/>
-            <w:r>
-              <w:t xml:space="preserve"> to the Navbar project</w:t>
+              <w:t>-</w:t>
             </w:r>
           </w:p>
         </w:tc>
@@ -17975,6 +17939,7 @@
   <w:style w:type="character" w:default="1" w:styleId="DefaultParagraphFont">
     <w:name w:val="Default Paragraph Font"/>
     <w:uiPriority w:val="1"/>
+    <w:semiHidden/>
     <w:unhideWhenUsed/>
   </w:style>
   <w:style w:type="table" w:default="1" w:styleId="TableNormal">
